--- a/doc/詞/宋朝/李清照/李清照-醉花陰·薄霧濃雲愁永晝.docx
+++ b/doc/詞/宋朝/李清照/李清照-醉花陰·薄霧濃雲愁永晝.docx
@@ -1,6 +1,6 @@
 
 <file path=word/document.xml><?xml version="1.0" encoding="utf-8"?>
-<w:document xmlns:wpc="http://schemas.microsoft.com/office/word/2010/wordprocessingCanvas" xmlns:cx="http://schemas.microsoft.com/office/drawing/2014/chartex" xmlns:cx1="http://schemas.microsoft.com/office/drawing/2015/9/8/chartex" xmlns:cx2="http://schemas.microsoft.com/office/drawing/2015/10/21/chartex" xmlns:cx3="http://schemas.microsoft.com/office/drawing/2016/5/9/chartex" xmlns:cx4="http://schemas.microsoft.com/office/drawing/2016/5/10/chartex" xmlns:cx5="http://schemas.microsoft.com/office/drawing/2016/5/11/chartex" xmlns:cx6="http://schemas.microsoft.com/office/drawing/2016/5/12/chartex" xmlns:cx7="http://schemas.microsoft.com/office/drawing/2016/5/13/chartex" xmlns:cx8="http://schemas.microsoft.com/office/drawing/2016/5/14/chartex" xmlns:mc="http://schemas.openxmlformats.org/markup-compatibility/2006" xmlns:aink="http://schemas.microsoft.com/office/drawing/2016/ink" xmlns:am3d="http://schemas.microsoft.com/office/drawing/2017/model3d" xmlns:o="urn:schemas-microsoft-com:office:office" xmlns:oel="http://schemas.microsoft.com/office/2019/extlst" xmlns:r="http://schemas.openxmlformats.org/officeDocument/2006/relationships" xmlns:m="http://schemas.openxmlformats.org/officeDocument/2006/math" xmlns:v="urn:schemas-microsoft-com:vml" xmlns:wp14="http://schemas.microsoft.com/office/word/2010/wordprocessingDrawing" xmlns:wp="http://schemas.openxmlformats.org/drawingml/2006/wordprocessingDrawing" xmlns:w10="urn:schemas-microsoft-com:office:word" xmlns:w="http://schemas.openxmlformats.org/wordprocessingml/2006/main" xmlns:w14="http://schemas.microsoft.com/office/word/2010/wordml" xmlns:w15="http://schemas.microsoft.com/office/word/2012/wordml" xmlns:w16cex="http://schemas.microsoft.com/office/word/2018/wordml/cex" xmlns:w16cid="http://schemas.microsoft.com/office/word/2016/wordml/cid" xmlns:w16="http://schemas.microsoft.com/office/word/2018/wordml" xmlns:w16du="http://schemas.microsoft.com/office/word/2023/wordml/word16du" xmlns:w16sdtdh="http://schemas.microsoft.com/office/word/2020/wordml/sdtdatahash" xmlns:w16se="http://schemas.microsoft.com/office/word/2015/wordml/symex" xmlns:wpg="http://schemas.microsoft.com/office/word/2010/wordprocessingGroup" xmlns:wpi="http://schemas.microsoft.com/office/word/2010/wordprocessingInk" xmlns:wne="http://schemas.microsoft.com/office/word/2006/wordml" xmlns:wps="http://schemas.microsoft.com/office/word/2010/wordprocessingShape" mc:Ignorable="w14 w15 w16se w16cid w16 w16cex w16sdtdh wp14">
+<w:document xmlns:wpc="http://schemas.microsoft.com/office/word/2010/wordprocessingCanvas" xmlns:cx="http://schemas.microsoft.com/office/drawing/2014/chartex" xmlns:cx1="http://schemas.microsoft.com/office/drawing/2015/9/8/chartex" xmlns:cx2="http://schemas.microsoft.com/office/drawing/2015/10/21/chartex" xmlns:cx3="http://schemas.microsoft.com/office/drawing/2016/5/9/chartex" xmlns:cx4="http://schemas.microsoft.com/office/drawing/2016/5/10/chartex" xmlns:cx5="http://schemas.microsoft.com/office/drawing/2016/5/11/chartex" xmlns:cx6="http://schemas.microsoft.com/office/drawing/2016/5/12/chartex" xmlns:cx7="http://schemas.microsoft.com/office/drawing/2016/5/13/chartex" xmlns:cx8="http://schemas.microsoft.com/office/drawing/2016/5/14/chartex" xmlns:mc="http://schemas.openxmlformats.org/markup-compatibility/2006" xmlns:aink="http://schemas.microsoft.com/office/drawing/2016/ink" xmlns:am3d="http://schemas.microsoft.com/office/drawing/2017/model3d" xmlns:o="urn:schemas-microsoft-com:office:office" xmlns:r="http://schemas.openxmlformats.org/officeDocument/2006/relationships" xmlns:m="http://schemas.openxmlformats.org/officeDocument/2006/math" xmlns:v="urn:schemas-microsoft-com:vml" xmlns:wp14="http://schemas.microsoft.com/office/word/2010/wordprocessingDrawing" xmlns:wp="http://schemas.openxmlformats.org/drawingml/2006/wordprocessingDrawing" xmlns:w10="urn:schemas-microsoft-com:office:word" xmlns:w="http://schemas.openxmlformats.org/wordprocessingml/2006/main" xmlns:w14="http://schemas.microsoft.com/office/word/2010/wordml" xmlns:w15="http://schemas.microsoft.com/office/word/2012/wordml" xmlns:w16cex="http://schemas.microsoft.com/office/word/2018/wordml/cex" xmlns:w16cid="http://schemas.microsoft.com/office/word/2016/wordml/cid" xmlns:w16="http://schemas.microsoft.com/office/word/2018/wordml" xmlns:w16sdtdh="http://schemas.microsoft.com/office/word/2020/wordml/sdtdatahash" xmlns:w16se="http://schemas.microsoft.com/office/word/2015/wordml/symex" xmlns:wpg="http://schemas.microsoft.com/office/word/2010/wordprocessingGroup" xmlns:wpi="http://schemas.microsoft.com/office/word/2010/wordprocessingInk" xmlns:wne="http://schemas.microsoft.com/office/word/2006/wordml" xmlns:wps="http://schemas.microsoft.com/office/word/2010/wordprocessingShape" mc:Ignorable="w14 w15 w16se w16cid w16 w16cex w16sdtdh wp14">
   <w:body>
     <w:p>
       <w:pPr>
@@ -14,8 +14,8 @@
         <w:rPr>
           <w:rFonts w:hint="eastAsia"/>
           <w:kern w:val="0"/>
-          <w:sz w:val="52"/>
-          <w:szCs w:val="52"/>
+          <w:sz w:val="44"/>
+          <w:szCs w:val="44"/>
         </w:rPr>
         <w:t>李清照</w:t>
       </w:r>
@@ -23,8 +23,8 @@
         <w:rPr>
           <w:rFonts w:hint="eastAsia"/>
           <w:kern w:val="0"/>
-          <w:sz w:val="52"/>
-          <w:szCs w:val="52"/>
+          <w:sz w:val="44"/>
+          <w:szCs w:val="44"/>
         </w:rPr>
         <w:t>《</w:t>
       </w:r>
@@ -32,8 +32,8 @@
         <w:rPr>
           <w:rFonts w:hint="eastAsia"/>
           <w:kern w:val="0"/>
-          <w:sz w:val="52"/>
-          <w:szCs w:val="52"/>
+          <w:sz w:val="44"/>
+          <w:szCs w:val="44"/>
         </w:rPr>
         <w:t>醉花陰·薄霧濃雲愁永晝</w:t>
       </w:r>
@@ -41,10 +41,19 @@
         <w:rPr>
           <w:rFonts w:hint="eastAsia"/>
           <w:kern w:val="0"/>
-          <w:sz w:val="52"/>
-          <w:szCs w:val="52"/>
+          <w:sz w:val="44"/>
+          <w:szCs w:val="44"/>
         </w:rPr>
         <w:t>》</w:t>
+      </w:r>
+      <w:r>
+        <w:rPr>
+          <w:rFonts w:hint="eastAsia"/>
+          <w:kern w:val="0"/>
+          <w:sz w:val="44"/>
+          <w:szCs w:val="44"/>
+        </w:rPr>
+        <w:t xml:space="preserve"> </w:t>
       </w:r>
       <w:r>
         <w:rPr>
@@ -234,7 +243,7 @@
           <w:rFonts w:hint="eastAsia"/>
           <w:szCs w:val="28"/>
         </w:rPr>
-        <w:t>薄霧瀰漫，雲層濃密，日子過</w:t>
+        <w:t>薄霧瀰漫，濃雲密佈，</w:t>
       </w:r>
       <w:proofErr w:type="gramStart"/>
       <w:r>
@@ -242,7 +251,7 @@
           <w:rFonts w:hint="eastAsia"/>
           <w:szCs w:val="28"/>
         </w:rPr>
-        <w:t>得愁煩</w:t>
+        <w:t>這愁人</w:t>
       </w:r>
       <w:proofErr w:type="gramEnd"/>
       <w:r>
@@ -250,7 +259,7 @@
           <w:rFonts w:hint="eastAsia"/>
           <w:szCs w:val="28"/>
         </w:rPr>
-        <w:t>，龍腦香</w:t>
+        <w:t>的白晝顯得格外漫長；</w:t>
       </w:r>
       <w:proofErr w:type="gramStart"/>
       <w:r>
@@ -258,7 +267,7 @@
           <w:rFonts w:hint="eastAsia"/>
           <w:szCs w:val="28"/>
         </w:rPr>
-        <w:t>在金獸香爐</w:t>
+        <w:t>獸形銅</w:t>
       </w:r>
       <w:proofErr w:type="gramEnd"/>
       <w:r>
@@ -266,7 +275,7 @@
           <w:rFonts w:hint="eastAsia"/>
           <w:szCs w:val="28"/>
         </w:rPr>
-        <w:t>中</w:t>
+        <w:t>香爐裡的</w:t>
       </w:r>
       <w:proofErr w:type="gramStart"/>
       <w:r>
@@ -274,7 +283,7 @@
           <w:rFonts w:hint="eastAsia"/>
           <w:szCs w:val="28"/>
         </w:rPr>
-        <w:t>繚裊</w:t>
+        <w:t>瑞腦香</w:t>
       </w:r>
       <w:proofErr w:type="gramEnd"/>
       <w:r>
@@ -282,7 +291,7 @@
           <w:rFonts w:hint="eastAsia"/>
           <w:szCs w:val="28"/>
         </w:rPr>
-        <w:t>。又到了重陽佳節，臥在</w:t>
+        <w:t>，正隨著一縷青煙漸漸燃盡。又到了重陽佳節，夜半時分，冷氣悄悄浸透了</w:t>
       </w:r>
       <w:proofErr w:type="gramStart"/>
       <w:r>
@@ -290,7 +299,7 @@
           <w:rFonts w:hint="eastAsia"/>
           <w:szCs w:val="28"/>
         </w:rPr>
-        <w:t>玉枕紗</w:t>
+        <w:t>玉枕與紗</w:t>
       </w:r>
       <w:proofErr w:type="gramEnd"/>
       <w:r>
@@ -298,7 +307,7 @@
           <w:rFonts w:hint="eastAsia"/>
           <w:szCs w:val="28"/>
         </w:rPr>
-        <w:t>帳中，半夜的涼氣剛將全身浸透。</w:t>
+        <w:t>帳，讓我從睡夢中醒來，只覺得渾身泛起陣陣清冷。</w:t>
       </w:r>
     </w:p>
     <w:p>
@@ -321,7 +330,7 @@
           <w:rFonts w:hint="eastAsia"/>
           <w:szCs w:val="28"/>
         </w:rPr>
-        <w:t>在</w:t>
+        <w:t>黃昏過後，我獨自在東邊的籬笆旁一邊飲酒、</w:t>
       </w:r>
       <w:proofErr w:type="gramStart"/>
       <w:r>
@@ -329,7 +338,7 @@
           <w:rFonts w:hint="eastAsia"/>
           <w:szCs w:val="28"/>
         </w:rPr>
-        <w:t>東籬邊飲酒</w:t>
+        <w:t>一邊賞菊</w:t>
       </w:r>
       <w:proofErr w:type="gramEnd"/>
       <w:r>
@@ -337,7 +346,39 @@
           <w:rFonts w:hint="eastAsia"/>
           <w:szCs w:val="28"/>
         </w:rPr>
-        <w:t>直到黃昏以後，淡淡的黃菊清香溢滿雙袖。莫要</w:t>
+        <w:t>，任憑</w:t>
+      </w:r>
+      <w:r>
+        <w:rPr>
+          <w:rFonts w:hint="eastAsia"/>
+          <w:b/>
+          <w:bCs/>
+          <w:szCs w:val="28"/>
+        </w:rPr>
+        <w:t>幽微</w:t>
+      </w:r>
+      <w:r>
+        <w:rPr>
+          <w:rFonts w:hint="eastAsia"/>
+          <w:szCs w:val="28"/>
+        </w:rPr>
+        <w:t>的菊花香氣飄散，盈滿了我的衣袖。請別說這樣的生活不叫人</w:t>
+      </w:r>
+      <w:r>
+        <w:rPr>
+          <w:rFonts w:hint="eastAsia"/>
+          <w:b/>
+          <w:bCs/>
+          <w:szCs w:val="28"/>
+        </w:rPr>
+        <w:t>黯然神傷</w:t>
+      </w:r>
+      <w:r>
+        <w:rPr>
+          <w:rFonts w:hint="eastAsia"/>
+          <w:szCs w:val="28"/>
+        </w:rPr>
+        <w:t>；當秋天的西風忽然捲起窗簾，你會看見，屋</w:t>
       </w:r>
       <w:proofErr w:type="gramStart"/>
       <w:r>
@@ -345,7 +386,7 @@
           <w:rFonts w:hint="eastAsia"/>
           <w:szCs w:val="28"/>
         </w:rPr>
-        <w:t>說清秋不</w:t>
+        <w:t>裡那因思念</w:t>
       </w:r>
       <w:proofErr w:type="gramEnd"/>
       <w:r>
@@ -353,23 +394,23 @@
           <w:rFonts w:hint="eastAsia"/>
           <w:szCs w:val="28"/>
         </w:rPr>
-        <w:t>讓人傷神，西風捲起珠簾，</w:t>
-      </w:r>
-      <w:proofErr w:type="gramStart"/>
-      <w:r>
-        <w:rPr>
-          <w:rFonts w:hint="eastAsia"/>
-          <w:szCs w:val="28"/>
-        </w:rPr>
-        <w:t>簾內的</w:t>
-      </w:r>
-      <w:proofErr w:type="gramEnd"/>
-      <w:r>
-        <w:rPr>
-          <w:rFonts w:hint="eastAsia"/>
-          <w:szCs w:val="28"/>
-        </w:rPr>
-        <w:t>人兒比那黃花更加消瘦。</w:t>
+        <w:t>而日漸</w:t>
+      </w:r>
+      <w:r>
+        <w:rPr>
+          <w:rFonts w:hint="eastAsia"/>
+          <w:b/>
+          <w:bCs/>
+          <w:szCs w:val="28"/>
+        </w:rPr>
+        <w:t>憔悴</w:t>
+      </w:r>
+      <w:r>
+        <w:rPr>
+          <w:rFonts w:hint="eastAsia"/>
+          <w:szCs w:val="28"/>
+        </w:rPr>
+        <w:t>的我，竟然比窗外風中搖曳的菊花，還要消瘦、還要單薄。</w:t>
       </w:r>
     </w:p>
     <w:p>
@@ -398,7 +439,8 @@
           <w:numId w:val="18"/>
         </w:numPr>
         <w:spacing w:after="0" w:line="420" w:lineRule="exact"/>
-        <w:ind w:leftChars="0" w:left="482" w:right="0"/>
+        <w:ind w:leftChars="0" w:left="284" w:right="0" w:hanging="282"/>
+        <w:jc w:val="both"/>
         <w:rPr>
           <w:color w:val="0F0F0F"/>
           <w:szCs w:val="28"/>
@@ -421,7 +463,8 @@
           <w:numId w:val="18"/>
         </w:numPr>
         <w:spacing w:after="0" w:line="420" w:lineRule="exact"/>
-        <w:ind w:leftChars="0" w:left="482" w:right="0"/>
+        <w:ind w:leftChars="0" w:left="284" w:right="0" w:hanging="282"/>
+        <w:jc w:val="both"/>
         <w:rPr>
           <w:color w:val="0F0F0F"/>
           <w:szCs w:val="28"/>
@@ -463,17 +506,6 @@
         </w:rPr>
         <w:t>。</w:t>
       </w:r>
-    </w:p>
-    <w:p>
-      <w:pPr>
-        <w:pStyle w:val="aa"/>
-        <w:spacing w:after="0" w:line="420" w:lineRule="exact"/>
-        <w:ind w:leftChars="0" w:left="482" w:right="0" w:firstLine="0"/>
-        <w:rPr>
-          <w:color w:val="0F0F0F"/>
-          <w:szCs w:val="28"/>
-        </w:rPr>
-      </w:pPr>
       <w:r>
         <w:rPr>
           <w:rFonts w:hint="eastAsia"/>
@@ -498,180 +530,7 @@
           <w:color w:val="0F0F0F"/>
           <w:szCs w:val="28"/>
         </w:rPr>
-        <w:t>的樹膠製成的藥。有強烈的香氣，以潔白透明，狀如梅花的為最佳。內服可醫治中風口</w:t>
-      </w:r>
-      <w:proofErr w:type="gramStart"/>
-      <w:r>
-        <w:rPr>
-          <w:rFonts w:hint="eastAsia"/>
-          <w:color w:val="0F0F0F"/>
-          <w:szCs w:val="28"/>
-        </w:rPr>
-        <w:t>噤</w:t>
-      </w:r>
-      <w:proofErr w:type="gramEnd"/>
-      <w:r>
-        <w:rPr>
-          <w:rFonts w:hint="eastAsia"/>
-          <w:color w:val="0F0F0F"/>
-          <w:szCs w:val="28"/>
-        </w:rPr>
-        <w:t>(</w:t>
-      </w:r>
-      <w:proofErr w:type="gramStart"/>
-      <w:r>
-        <w:rPr>
-          <w:rFonts w:hint="eastAsia"/>
-          <w:color w:val="FF0000"/>
-          <w:sz w:val="16"/>
-          <w:szCs w:val="16"/>
-        </w:rPr>
-        <w:t>ㄐㄧㄣˋ</w:t>
-      </w:r>
-      <w:proofErr w:type="gramEnd"/>
-      <w:r>
-        <w:rPr>
-          <w:rFonts w:hint="eastAsia"/>
-          <w:color w:val="0F0F0F"/>
-          <w:szCs w:val="28"/>
-        </w:rPr>
-        <w:t>，緊閉)</w:t>
-      </w:r>
-      <w:r>
-        <w:rPr>
-          <w:rFonts w:hint="eastAsia"/>
-          <w:color w:val="0F0F0F"/>
-          <w:szCs w:val="28"/>
-        </w:rPr>
-        <w:t>、</w:t>
-      </w:r>
-      <w:proofErr w:type="gramStart"/>
-      <w:r>
-        <w:rPr>
-          <w:rFonts w:hint="eastAsia"/>
-          <w:color w:val="0F0F0F"/>
-          <w:szCs w:val="28"/>
-        </w:rPr>
-        <w:t>竅閉神</w:t>
-      </w:r>
-      <w:proofErr w:type="gramEnd"/>
-      <w:r>
-        <w:rPr>
-          <w:rFonts w:hint="eastAsia"/>
-          <w:color w:val="0F0F0F"/>
-          <w:szCs w:val="28"/>
-        </w:rPr>
-        <w:t>昏</w:t>
-      </w:r>
-      <w:r>
-        <w:rPr>
-          <w:rFonts w:hint="eastAsia"/>
-          <w:color w:val="0F0F0F"/>
-          <w:szCs w:val="28"/>
-        </w:rPr>
-        <w:t>(</w:t>
-      </w:r>
-      <w:proofErr w:type="gramStart"/>
-      <w:r>
-        <w:rPr>
-          <w:rFonts w:hint="eastAsia"/>
-          <w:color w:val="0F0F0F"/>
-          <w:szCs w:val="28"/>
-        </w:rPr>
-        <w:t>蒙閉心竅</w:t>
-      </w:r>
-      <w:proofErr w:type="gramEnd"/>
-      <w:r>
-        <w:rPr>
-          <w:rFonts w:hint="eastAsia"/>
-          <w:color w:val="0F0F0F"/>
-          <w:szCs w:val="28"/>
-        </w:rPr>
-        <w:t>，導致突然昏迷</w:t>
-      </w:r>
-      <w:r>
-        <w:rPr>
-          <w:rFonts w:hint="eastAsia"/>
-          <w:color w:val="0F0F0F"/>
-          <w:szCs w:val="28"/>
-        </w:rPr>
-        <w:t>。)</w:t>
-      </w:r>
-      <w:r>
-        <w:rPr>
-          <w:rFonts w:hint="eastAsia"/>
-          <w:color w:val="0F0F0F"/>
-          <w:szCs w:val="28"/>
-        </w:rPr>
-        <w:t>等症，外用治咽喉腫痛、</w:t>
-      </w:r>
-      <w:hyperlink r:id="rId9" w:history="1">
-        <w:r>
-          <w:rPr>
-            <w:rStyle w:val="a8"/>
-            <w:rFonts w:hint="eastAsia"/>
-            <w:szCs w:val="28"/>
-          </w:rPr>
-          <w:t>目赤</w:t>
-        </w:r>
-      </w:hyperlink>
-      <w:hyperlink r:id="rId10" w:history="1">
-        <w:r>
-          <w:rPr>
-            <w:rStyle w:val="a8"/>
-            <w:rFonts w:hint="eastAsia"/>
-            <w:szCs w:val="28"/>
-          </w:rPr>
-          <w:t>翳膜</w:t>
-        </w:r>
-      </w:hyperlink>
-      <w:r>
-        <w:rPr>
-          <w:rFonts w:hint="eastAsia"/>
-          <w:color w:val="0F0F0F"/>
-          <w:szCs w:val="28"/>
-        </w:rPr>
-        <w:t>等症。也稱為「婆羅香」、「梅片」、</w:t>
-      </w:r>
-      <w:r>
-        <w:rPr>
-          <w:rFonts w:hint="eastAsia"/>
-          <w:color w:val="0F0F0F"/>
-          <w:szCs w:val="28"/>
-        </w:rPr>
-        <w:t>「</w:t>
-      </w:r>
-      <w:r>
-        <w:rPr>
-          <w:rFonts w:hint="eastAsia"/>
-          <w:color w:val="0F0F0F"/>
-          <w:szCs w:val="28"/>
-        </w:rPr>
-        <w:t>龍</w:t>
-      </w:r>
-      <w:r>
-        <w:rPr>
-          <w:rFonts w:hint="eastAsia"/>
-          <w:color w:val="0F0F0F"/>
-          <w:szCs w:val="28"/>
-        </w:rPr>
-        <w:t>腦」、「</w:t>
-      </w:r>
-      <w:r>
-        <w:rPr>
-          <w:rFonts w:hint="eastAsia"/>
-          <w:color w:val="0F0F0F"/>
-          <w:szCs w:val="28"/>
-        </w:rPr>
-        <w:t>冰片</w:t>
-      </w:r>
-      <w:r>
-        <w:rPr>
-          <w:rFonts w:hint="eastAsia"/>
-          <w:color w:val="0F0F0F"/>
-          <w:szCs w:val="28"/>
-        </w:rPr>
-        <w:t>」</w:t>
+        <w:t>的樹膠製成的藥。有強烈的香氣</w:t>
       </w:r>
       <w:r>
         <w:rPr>
@@ -690,7 +549,8 @@
           <w:numId w:val="18"/>
         </w:numPr>
         <w:spacing w:after="0" w:line="420" w:lineRule="exact"/>
-        <w:ind w:leftChars="0" w:left="482" w:right="0"/>
+        <w:ind w:leftChars="0" w:left="284" w:right="0" w:hanging="282"/>
+        <w:jc w:val="both"/>
         <w:rPr>
           <w:color w:val="0F0F0F"/>
           <w:szCs w:val="28"/>
@@ -741,28 +601,29 @@
           <w:numId w:val="18"/>
         </w:numPr>
         <w:spacing w:after="0" w:line="420" w:lineRule="exact"/>
-        <w:ind w:leftChars="0" w:left="482" w:right="0"/>
+        <w:ind w:leftChars="0" w:left="284" w:right="0" w:hanging="282"/>
+        <w:jc w:val="both"/>
         <w:rPr>
           <w:color w:val="0F0F0F"/>
           <w:szCs w:val="28"/>
         </w:rPr>
       </w:pPr>
+      <w:proofErr w:type="gramStart"/>
       <w:r>
         <w:rPr>
           <w:rFonts w:hint="eastAsia"/>
           <w:color w:val="0F0F0F"/>
           <w:szCs w:val="28"/>
         </w:rPr>
-        <w:t>重陽：農曆九月九日為重陽節。《周易》以“九”</w:t>
-      </w:r>
-      <w:proofErr w:type="gramStart"/>
+        <w:t>紗</w:t>
+      </w:r>
       <w:r>
         <w:rPr>
           <w:rFonts w:hint="eastAsia"/>
           <w:color w:val="0F0F0F"/>
           <w:szCs w:val="28"/>
         </w:rPr>
-        <w:t>為陽數</w:t>
+        <w:t>櫥</w:t>
       </w:r>
       <w:proofErr w:type="gramEnd"/>
       <w:r>
@@ -771,25 +632,7 @@
           <w:color w:val="0F0F0F"/>
           <w:szCs w:val="28"/>
         </w:rPr>
-        <w:t>，日月</w:t>
-      </w:r>
-      <w:proofErr w:type="gramStart"/>
-      <w:r>
-        <w:rPr>
-          <w:rFonts w:hint="eastAsia"/>
-          <w:color w:val="0F0F0F"/>
-          <w:szCs w:val="28"/>
-        </w:rPr>
-        <w:t>皆值陽數</w:t>
-      </w:r>
-      <w:proofErr w:type="gramEnd"/>
-      <w:r>
-        <w:rPr>
-          <w:rFonts w:hint="eastAsia"/>
-          <w:color w:val="0F0F0F"/>
-          <w:szCs w:val="28"/>
-        </w:rPr>
-        <w:t>，並且相重，故名。</w:t>
+        <w:t>：即防蚊蠅的紗帳。</w:t>
       </w:r>
     </w:p>
     <w:p>
@@ -800,12 +643,38 @@
           <w:numId w:val="18"/>
         </w:numPr>
         <w:spacing w:after="0" w:line="420" w:lineRule="exact"/>
-        <w:ind w:leftChars="0" w:left="482" w:right="0"/>
+        <w:ind w:leftChars="0" w:left="284" w:right="0" w:hanging="282"/>
+        <w:jc w:val="both"/>
         <w:rPr>
           <w:color w:val="0F0F0F"/>
           <w:szCs w:val="28"/>
         </w:rPr>
       </w:pPr>
+      <w:r>
+        <w:rPr>
+          <w:rFonts w:hint="eastAsia"/>
+          <w:color w:val="0F0F0F"/>
+          <w:szCs w:val="28"/>
+        </w:rPr>
+        <w:t>東籬：</w:t>
+      </w:r>
+      <w:r>
+        <w:rPr>
+          <w:rFonts w:hint="eastAsia"/>
+          <w:color w:val="0F0F0F"/>
+          <w:szCs w:val="28"/>
+          <w:u w:val="single"/>
+        </w:rPr>
+        <w:t>陶淵明</w:t>
+      </w:r>
+      <w:r>
+        <w:rPr>
+          <w:rFonts w:hint="eastAsia"/>
+          <w:color w:val="0F0F0F"/>
+          <w:szCs w:val="28"/>
+        </w:rPr>
+        <w:t>他曾在詩裡寫下：「</w:t>
+      </w:r>
       <w:proofErr w:type="gramStart"/>
       <w:r>
         <w:rPr>
@@ -813,7 +682,7 @@
           <w:color w:val="0F0F0F"/>
           <w:szCs w:val="28"/>
         </w:rPr>
-        <w:t>紗廚：</w:t>
+        <w:t>採菊東籬下</w:t>
       </w:r>
       <w:proofErr w:type="gramEnd"/>
       <w:r>
@@ -822,7 +691,118 @@
           <w:color w:val="0F0F0F"/>
           <w:szCs w:val="28"/>
         </w:rPr>
-        <w:t>即防蚊蠅的紗帳。</w:t>
+        <w:t>，悠悠見南山。」意思是說，他在自家的東邊籬笆下開心</w:t>
+      </w:r>
+      <w:r>
+        <w:rPr>
+          <w:rFonts w:hint="eastAsia"/>
+          <w:color w:val="0F0F0F"/>
+          <w:szCs w:val="28"/>
+        </w:rPr>
+        <w:t>地</w:t>
+      </w:r>
+      <w:proofErr w:type="gramStart"/>
+      <w:r>
+        <w:rPr>
+          <w:rFonts w:hint="eastAsia"/>
+          <w:color w:val="0F0F0F"/>
+          <w:szCs w:val="28"/>
+        </w:rPr>
+        <w:t>一邊摘著菊花</w:t>
+      </w:r>
+      <w:proofErr w:type="gramEnd"/>
+      <w:r>
+        <w:rPr>
+          <w:rFonts w:hint="eastAsia"/>
+          <w:color w:val="0F0F0F"/>
+          <w:szCs w:val="28"/>
+        </w:rPr>
+        <w:t>，一邊悠閒地抬頭看著遠處的南山，過著非常自在</w:t>
+      </w:r>
+      <w:r>
+        <w:rPr>
+          <w:color w:val="0F0F0F"/>
+          <w:szCs w:val="28"/>
+        </w:rPr>
+        <w:br/>
+      </w:r>
+      <w:r>
+        <w:rPr>
+          <w:rFonts w:hint="eastAsia"/>
+          <w:color w:val="0F0F0F"/>
+          <w:szCs w:val="28"/>
+        </w:rPr>
+        <w:t>、不受拘束的生活。因為</w:t>
+      </w:r>
+      <w:r>
+        <w:rPr>
+          <w:rFonts w:hint="eastAsia"/>
+          <w:color w:val="0F0F0F"/>
+          <w:szCs w:val="28"/>
+          <w:u w:val="single"/>
+        </w:rPr>
+        <w:t>陶淵明</w:t>
+      </w:r>
+      <w:r>
+        <w:rPr>
+          <w:rFonts w:hint="eastAsia"/>
+          <w:color w:val="0F0F0F"/>
+          <w:szCs w:val="28"/>
+        </w:rPr>
+        <w:t>實在太愛菊花了，所以後來大家只要在詩詞裡看到「東籬」這兩</w:t>
+      </w:r>
+      <w:proofErr w:type="gramStart"/>
+      <w:r>
+        <w:rPr>
+          <w:rFonts w:hint="eastAsia"/>
+          <w:color w:val="0F0F0F"/>
+          <w:szCs w:val="28"/>
+        </w:rPr>
+        <w:t>個</w:t>
+      </w:r>
+      <w:proofErr w:type="gramEnd"/>
+      <w:r>
+        <w:rPr>
+          <w:rFonts w:hint="eastAsia"/>
+          <w:color w:val="0F0F0F"/>
+          <w:szCs w:val="28"/>
+        </w:rPr>
+        <w:t>字，就會立刻聯想到「這裡</w:t>
+      </w:r>
+      <w:proofErr w:type="gramStart"/>
+      <w:r>
+        <w:rPr>
+          <w:rFonts w:hint="eastAsia"/>
+          <w:color w:val="0F0F0F"/>
+          <w:szCs w:val="28"/>
+        </w:rPr>
+        <w:t>開滿了菊花</w:t>
+      </w:r>
+      <w:proofErr w:type="gramEnd"/>
+      <w:r>
+        <w:rPr>
+          <w:rFonts w:hint="eastAsia"/>
+          <w:color w:val="0F0F0F"/>
+          <w:szCs w:val="28"/>
+        </w:rPr>
+        <w:t>」，這也成了文人墨客在描寫菊花、或是表達像</w:t>
+      </w:r>
+      <w:r>
+        <w:rPr>
+          <w:rFonts w:hint="eastAsia"/>
+          <w:color w:val="0F0F0F"/>
+          <w:szCs w:val="28"/>
+          <w:u w:val="single"/>
+        </w:rPr>
+        <w:t>陶淵明</w:t>
+      </w:r>
+      <w:r>
+        <w:rPr>
+          <w:rFonts w:hint="eastAsia"/>
+          <w:color w:val="0F0F0F"/>
+          <w:szCs w:val="28"/>
+        </w:rPr>
+        <w:t>那樣悠閒心情時，最喜歡使用的專屬代名詞喔！</w:t>
       </w:r>
     </w:p>
     <w:p>
@@ -833,7 +813,8 @@
           <w:numId w:val="18"/>
         </w:numPr>
         <w:spacing w:after="0" w:line="420" w:lineRule="exact"/>
-        <w:ind w:leftChars="0" w:left="482" w:right="0"/>
+        <w:ind w:leftChars="0" w:left="284" w:right="0" w:hanging="282"/>
+        <w:jc w:val="both"/>
         <w:rPr>
           <w:color w:val="0F0F0F"/>
           <w:szCs w:val="28"/>
@@ -841,11 +822,18 @@
       </w:pPr>
       <w:r>
         <w:rPr>
-          <w:rFonts w:hint="eastAsia"/>
           <w:color w:val="0F0F0F"/>
           <w:szCs w:val="28"/>
         </w:rPr>
-        <w:t>東籬：泛指</w:t>
+        <w:t>銷</w:t>
+      </w:r>
+      <w:r>
+        <w:rPr>
+          <w:rFonts w:hint="eastAsia"/>
+          <w:color w:val="0F0F0F"/>
+          <w:szCs w:val="28"/>
+        </w:rPr>
+        <w:t>魂：形容極度</w:t>
       </w:r>
       <w:proofErr w:type="gramStart"/>
       <w:r>
@@ -854,7 +842,7 @@
           <w:color w:val="0F0F0F"/>
           <w:szCs w:val="28"/>
         </w:rPr>
-        <w:t>採</w:t>
+        <w:t>憂愁、</w:t>
       </w:r>
       <w:proofErr w:type="gramEnd"/>
       <w:r>
@@ -863,292 +851,33 @@
           <w:color w:val="0F0F0F"/>
           <w:szCs w:val="28"/>
         </w:rPr>
-        <w:t>菊之地。</w:t>
+        <w:t>悲傷。</w:t>
       </w:r>
       <w:r>
         <w:rPr>
           <w:rFonts w:hint="eastAsia"/>
           <w:color w:val="0F0F0F"/>
           <w:szCs w:val="28"/>
-          <w:u w:val="single"/>
-        </w:rPr>
-        <w:t>陶淵明</w:t>
-      </w:r>
+        </w:rPr>
+        <w:t>也可以用「</w:t>
+      </w:r>
+      <w:proofErr w:type="gramStart"/>
       <w:r>
         <w:rPr>
           <w:rFonts w:hint="eastAsia"/>
           <w:color w:val="0F0F0F"/>
           <w:szCs w:val="28"/>
         </w:rPr>
-        <w:t>《飲酒詩》：“</w:t>
-      </w:r>
-      <w:hyperlink r:id="rId11" w:history="1">
-        <w:proofErr w:type="gramStart"/>
-        <w:r>
-          <w:rPr>
-            <w:rStyle w:val="a8"/>
-            <w:rFonts w:hint="eastAsia"/>
-            <w:szCs w:val="28"/>
-          </w:rPr>
-          <w:t>採菊東籬下</w:t>
-        </w:r>
-        <w:proofErr w:type="gramEnd"/>
-        <w:r>
-          <w:rPr>
-            <w:rStyle w:val="a8"/>
-            <w:rFonts w:hint="eastAsia"/>
-            <w:szCs w:val="28"/>
-          </w:rPr>
-          <w:t>，悠悠見南山。</w:t>
-        </w:r>
-      </w:hyperlink>
+        <w:t>消魂</w:t>
+      </w:r>
+      <w:proofErr w:type="gramEnd"/>
       <w:r>
         <w:rPr>
           <w:rFonts w:hint="eastAsia"/>
           <w:color w:val="0F0F0F"/>
           <w:szCs w:val="28"/>
         </w:rPr>
-        <w:t>”，“東籬”亦成為詩人慣用</w:t>
-      </w:r>
-      <w:proofErr w:type="gramStart"/>
-      <w:r>
-        <w:rPr>
-          <w:rFonts w:hint="eastAsia"/>
-          <w:color w:val="0F0F0F"/>
-          <w:szCs w:val="28"/>
-        </w:rPr>
-        <w:t>之詠菊</w:t>
-      </w:r>
-      <w:proofErr w:type="gramEnd"/>
-      <w:r>
-        <w:rPr>
-          <w:rFonts w:hint="eastAsia"/>
-          <w:color w:val="0F0F0F"/>
-          <w:szCs w:val="28"/>
-        </w:rPr>
-        <w:t>典故。</w:t>
-      </w:r>
-    </w:p>
-    <w:p>
-      <w:pPr>
-        <w:pStyle w:val="aa"/>
-        <w:numPr>
-          <w:ilvl w:val="0"/>
-          <w:numId w:val="18"/>
-        </w:numPr>
-        <w:spacing w:after="0" w:line="420" w:lineRule="exact"/>
-        <w:ind w:leftChars="0" w:left="482" w:right="0"/>
-        <w:rPr>
-          <w:color w:val="0F0F0F"/>
-          <w:szCs w:val="28"/>
-        </w:rPr>
-      </w:pPr>
-      <w:r>
-        <w:rPr>
-          <w:rFonts w:hint="eastAsia"/>
-          <w:color w:val="0F0F0F"/>
-          <w:szCs w:val="28"/>
-        </w:rPr>
-        <w:t>暗香：這裡指菊花的幽香。《古詩十九首·庭中有奇樹》：“</w:t>
-      </w:r>
-      <w:hyperlink r:id="rId12" w:history="1">
-        <w:r>
-          <w:rPr>
-            <w:rStyle w:val="a8"/>
-            <w:rFonts w:hint="eastAsia"/>
-            <w:szCs w:val="28"/>
-          </w:rPr>
-          <w:t>攀條折其榮，將以遺所思。馨香</w:t>
-        </w:r>
-        <w:proofErr w:type="gramStart"/>
-        <w:r>
-          <w:rPr>
-            <w:rStyle w:val="a8"/>
-            <w:rFonts w:hint="eastAsia"/>
-            <w:szCs w:val="28"/>
-          </w:rPr>
-          <w:t>盈懷袖</w:t>
-        </w:r>
-        <w:proofErr w:type="gramEnd"/>
-        <w:r>
-          <w:rPr>
-            <w:rStyle w:val="a8"/>
-            <w:rFonts w:hint="eastAsia"/>
-            <w:szCs w:val="28"/>
-          </w:rPr>
-          <w:t>，路</w:t>
-        </w:r>
-        <w:proofErr w:type="gramStart"/>
-        <w:r>
-          <w:rPr>
-            <w:rStyle w:val="a8"/>
-            <w:rFonts w:hint="eastAsia"/>
-            <w:szCs w:val="28"/>
-          </w:rPr>
-          <w:t>遠莫致</w:t>
-        </w:r>
-        <w:proofErr w:type="gramEnd"/>
-        <w:r>
-          <w:rPr>
-            <w:rStyle w:val="a8"/>
-            <w:rFonts w:hint="eastAsia"/>
-            <w:szCs w:val="28"/>
-          </w:rPr>
-          <w:t>之。</w:t>
-        </w:r>
-      </w:hyperlink>
-      <w:r>
-        <w:rPr>
-          <w:rFonts w:hint="eastAsia"/>
-          <w:color w:val="0F0F0F"/>
-          <w:szCs w:val="28"/>
-        </w:rPr>
-        <w:t>”這裡用其意。</w:t>
-      </w:r>
-    </w:p>
-    <w:p>
-      <w:pPr>
-        <w:pStyle w:val="aa"/>
-        <w:numPr>
-          <w:ilvl w:val="0"/>
-          <w:numId w:val="18"/>
-        </w:numPr>
-        <w:spacing w:after="0" w:line="420" w:lineRule="exact"/>
-        <w:ind w:leftChars="0" w:left="482" w:right="0"/>
-        <w:rPr>
-          <w:color w:val="0F0F0F"/>
-          <w:szCs w:val="28"/>
-        </w:rPr>
-      </w:pPr>
-      <w:r>
-        <w:rPr>
-          <w:color w:val="0F0F0F"/>
-          <w:szCs w:val="28"/>
-        </w:rPr>
-        <w:t>銷</w:t>
-      </w:r>
-      <w:r>
-        <w:rPr>
-          <w:rFonts w:hint="eastAsia"/>
-          <w:color w:val="0F0F0F"/>
-          <w:szCs w:val="28"/>
-        </w:rPr>
-        <w:t>魂：形容極度</w:t>
-      </w:r>
-      <w:proofErr w:type="gramStart"/>
-      <w:r>
-        <w:rPr>
-          <w:rFonts w:hint="eastAsia"/>
-          <w:color w:val="0F0F0F"/>
-          <w:szCs w:val="28"/>
-        </w:rPr>
-        <w:t>憂愁、</w:t>
-      </w:r>
-      <w:proofErr w:type="gramEnd"/>
-      <w:r>
-        <w:rPr>
-          <w:rFonts w:hint="eastAsia"/>
-          <w:color w:val="0F0F0F"/>
-          <w:szCs w:val="28"/>
-        </w:rPr>
-        <w:t>悲傷。</w:t>
-      </w:r>
-      <w:r>
-        <w:rPr>
-          <w:color w:val="0F0F0F"/>
-          <w:szCs w:val="28"/>
-        </w:rPr>
-        <w:t xml:space="preserve"> </w:t>
-      </w:r>
-      <w:r>
-        <w:rPr>
-          <w:color w:val="0F0F0F"/>
-          <w:szCs w:val="28"/>
-        </w:rPr>
-        <w:t>銷</w:t>
-      </w:r>
-      <w:r>
-        <w:rPr>
-          <w:color w:val="0F0F0F"/>
-          <w:szCs w:val="28"/>
-        </w:rPr>
-        <w:t>：</w:t>
-      </w:r>
-      <w:proofErr w:type="gramStart"/>
-      <w:r>
-        <w:rPr>
-          <w:color w:val="0F0F0F"/>
-          <w:szCs w:val="28"/>
-        </w:rPr>
-        <w:t>一</w:t>
-      </w:r>
-      <w:proofErr w:type="gramEnd"/>
-      <w:r>
-        <w:rPr>
-          <w:color w:val="0F0F0F"/>
-          <w:szCs w:val="28"/>
-        </w:rPr>
-        <w:t>作“</w:t>
-      </w:r>
-      <w:r>
-        <w:rPr>
-          <w:color w:val="0F0F0F"/>
-          <w:szCs w:val="28"/>
-        </w:rPr>
-        <w:t>消</w:t>
-      </w:r>
-      <w:r>
-        <w:rPr>
-          <w:color w:val="0F0F0F"/>
-          <w:szCs w:val="28"/>
-        </w:rPr>
-        <w:t>”。</w:t>
-      </w:r>
-    </w:p>
-    <w:p>
-      <w:pPr>
-        <w:pStyle w:val="aa"/>
-        <w:numPr>
-          <w:ilvl w:val="0"/>
-          <w:numId w:val="18"/>
-        </w:numPr>
-        <w:spacing w:after="0" w:line="420" w:lineRule="exact"/>
-        <w:ind w:leftChars="0" w:left="482" w:right="0"/>
-        <w:rPr>
-          <w:sz w:val="32"/>
-          <w:szCs w:val="32"/>
-        </w:rPr>
-      </w:pPr>
-      <w:r>
-        <w:rPr>
-          <w:rFonts w:hint="eastAsia"/>
-          <w:color w:val="0F0F0F"/>
-          <w:szCs w:val="28"/>
-        </w:rPr>
-        <w:t>西風：秋風。</w:t>
-      </w:r>
-    </w:p>
-    <w:p>
-      <w:pPr>
-        <w:pStyle w:val="aa"/>
-        <w:numPr>
-          <w:ilvl w:val="0"/>
-          <w:numId w:val="18"/>
-        </w:numPr>
-        <w:spacing w:after="0" w:line="420" w:lineRule="exact"/>
-        <w:ind w:leftChars="0" w:left="482" w:right="0"/>
-        <w:rPr>
-          <w:sz w:val="32"/>
-          <w:szCs w:val="32"/>
-        </w:rPr>
-      </w:pPr>
-      <w:r>
-        <w:rPr>
-          <w:rFonts w:hint="eastAsia"/>
-          <w:color w:val="0F0F0F"/>
-          <w:szCs w:val="28"/>
-        </w:rPr>
-        <w:t>黃花：指菊花。</w:t>
+        <w:t>」。</w:t>
       </w:r>
     </w:p>
     <w:p>
@@ -1174,6 +903,7 @@
       <w:pPr>
         <w:spacing w:after="0" w:line="440" w:lineRule="exact"/>
         <w:ind w:left="0" w:right="0" w:firstLine="0"/>
+        <w:jc w:val="both"/>
         <w:rPr>
           <w:szCs w:val="28"/>
         </w:rPr>
@@ -1318,7 +1048,33 @@
         <w:rPr>
           <w:szCs w:val="28"/>
         </w:rPr>
-        <w:t>，婚後不久，丈夫便“負笈遠遊”，深閨寂寞，她深深思念著遠行的丈夫。公元1103年（</w:t>
+        <w:t>，婚後不久，丈夫便</w:t>
+      </w:r>
+      <w:r>
+        <w:rPr>
+          <w:rFonts w:hint="eastAsia"/>
+          <w:szCs w:val="28"/>
+        </w:rPr>
+        <w:t>「</w:t>
+      </w:r>
+      <w:r>
+        <w:rPr>
+          <w:szCs w:val="28"/>
+        </w:rPr>
+        <w:t>負笈遠遊</w:t>
+      </w:r>
+      <w:r>
+        <w:rPr>
+          <w:rFonts w:hint="eastAsia"/>
+          <w:szCs w:val="28"/>
+        </w:rPr>
+        <w:t>」</w:t>
+      </w:r>
+      <w:r>
+        <w:rPr>
+          <w:szCs w:val="28"/>
+        </w:rPr>
+        <w:t>，深閨寂寞，她深深思念著遠行的丈夫。公元1103年（</w:t>
       </w:r>
       <w:r>
         <w:rPr>
@@ -1383,17 +1139,11 @@
       <w:pPr>
         <w:spacing w:after="0" w:line="440" w:lineRule="exact"/>
         <w:ind w:left="-6" w:right="0" w:hanging="11"/>
+        <w:jc w:val="both"/>
         <w:rPr>
           <w:bCs/>
           <w:szCs w:val="28"/>
         </w:rPr>
-        <w:sectPr>
-          <w:footerReference w:type="default" r:id="rId13"/>
-          <w:pgSz w:w="11906" w:h="16838"/>
-          <w:pgMar w:top="567" w:right="567" w:bottom="567" w:left="567" w:header="0" w:footer="0" w:gutter="0"/>
-          <w:cols w:space="720"/>
-          <w:docGrid w:linePitch="381"/>
-        </w:sectPr>
       </w:pPr>
       <w:r>
         <w:rPr>
@@ -1408,91 +1158,94 @@
           <w:rFonts w:hint="eastAsia"/>
           <w:bCs/>
           <w:szCs w:val="28"/>
-        </w:rPr>
-        <w:t>這首詞大致寫於</w:t>
+          <w:u w:val="single"/>
+        </w:rPr>
+        <w:t>李清照</w:t>
       </w:r>
       <w:r>
         <w:rPr>
           <w:rFonts w:hint="eastAsia"/>
           <w:bCs/>
           <w:szCs w:val="28"/>
-          <w:u w:val="single"/>
-        </w:rPr>
-        <w:t>大觀</w:t>
-      </w:r>
+        </w:rPr>
+        <w:t>的《醉花陰》是一首傳誦千古的</w:t>
+      </w:r>
+      <w:proofErr w:type="gramStart"/>
       <w:r>
         <w:rPr>
           <w:rFonts w:hint="eastAsia"/>
           <w:bCs/>
           <w:szCs w:val="28"/>
         </w:rPr>
-        <w:t>二年（</w:t>
-      </w:r>
-      <w:r>
-        <w:rPr>
+        <w:t>重陽懷人佳作</w:t>
+      </w:r>
+      <w:proofErr w:type="gramEnd"/>
+      <w:r>
+        <w:rPr>
+          <w:rFonts w:hint="eastAsia"/>
           <w:bCs/>
           <w:szCs w:val="28"/>
         </w:rPr>
-        <w:t>1108），當時</w:t>
-      </w:r>
-      <w:r>
-        <w:rPr>
+        <w:t>。</w:t>
+      </w:r>
+      <w:proofErr w:type="gramStart"/>
+      <w:r>
+        <w:rPr>
+          <w:rFonts w:hint="eastAsia"/>
           <w:bCs/>
           <w:szCs w:val="28"/>
-          <w:u w:val="single"/>
-        </w:rPr>
-        <w:t>趙明誠</w:t>
-      </w:r>
-      <w:r>
-        <w:rPr>
+        </w:rPr>
+        <w:t>全詞以</w:t>
+      </w:r>
+      <w:proofErr w:type="gramEnd"/>
+      <w:r>
+        <w:rPr>
+          <w:rFonts w:hint="eastAsia"/>
           <w:bCs/>
           <w:szCs w:val="28"/>
         </w:rPr>
-        <w:t>在外遊歷，在重陽節的時候，獨自一人待在</w:t>
-      </w:r>
-      <w:r>
-        <w:rPr>
+        <w:t>「愁」為情感核心，將女詞人深閨獨處的寂寞與對丈夫趙明誠的</w:t>
+      </w:r>
+      <w:r>
+        <w:rPr>
+          <w:rFonts w:hint="eastAsia"/>
           <w:b/>
           <w:szCs w:val="28"/>
-          <w:u w:val="single"/>
-        </w:rPr>
-        <w:t>歸來堂</w:t>
-      </w:r>
-      <w:r>
-        <w:rPr>
+        </w:rPr>
+        <w:t>繾綣</w:t>
+      </w:r>
+      <w:r>
+        <w:rPr>
+          <w:rFonts w:hint="eastAsia"/>
           <w:bCs/>
           <w:szCs w:val="28"/>
         </w:rPr>
-        <w:t>的</w:t>
-      </w:r>
-      <w:r>
-        <w:rPr>
+        <w:t>思念，寄託於點滴的日常生活與秋日意象之中，情景交融，哀</w:t>
+      </w:r>
+      <w:proofErr w:type="gramStart"/>
+      <w:r>
+        <w:rPr>
+          <w:rFonts w:hint="eastAsia"/>
           <w:bCs/>
           <w:szCs w:val="28"/>
-          <w:u w:val="single"/>
-        </w:rPr>
-        <w:t>李清照</w:t>
-      </w:r>
-      <w:r>
-        <w:rPr>
+        </w:rPr>
+        <w:t>婉</w:t>
+      </w:r>
+      <w:proofErr w:type="gramEnd"/>
+      <w:r>
+        <w:rPr>
+          <w:rFonts w:hint="eastAsia"/>
           <w:bCs/>
           <w:szCs w:val="28"/>
         </w:rPr>
-        <w:t>，</w:t>
-      </w:r>
-      <w:r>
-        <w:rPr>
-          <w:rFonts w:hint="eastAsia"/>
-          <w:bCs/>
-          <w:szCs w:val="28"/>
-        </w:rPr>
-        <w:t>爲表達佳節對丈夫的思念，抒發自己的寂寞之苦，寫下了這首詞。</w:t>
+        <w:t>動人。</w:t>
       </w:r>
     </w:p>
     <w:p>
       <w:pPr>
         <w:spacing w:after="0" w:line="440" w:lineRule="exact"/>
         <w:ind w:left="-6" w:right="0" w:hanging="11"/>
+        <w:jc w:val="both"/>
         <w:rPr>
           <w:bCs/>
           <w:szCs w:val="28"/>
@@ -1504,33 +1257,174 @@
           <w:bCs/>
           <w:szCs w:val="28"/>
         </w:rPr>
+        <w:t xml:space="preserve">    </w:t>
+      </w:r>
+      <w:proofErr w:type="gramStart"/>
+      <w:r>
+        <w:rPr>
+          <w:rFonts w:hint="eastAsia"/>
+          <w:bCs/>
+          <w:szCs w:val="28"/>
+        </w:rPr>
+        <w:t>本詞上闋</w:t>
+      </w:r>
+      <w:proofErr w:type="gramEnd"/>
+      <w:r>
+        <w:rPr>
+          <w:rFonts w:hint="eastAsia"/>
+          <w:bCs/>
+          <w:szCs w:val="28"/>
+        </w:rPr>
+        <w:t>著重於環境的烘托與愁緒的層層鋪墊，由白晝的枯坐一路寫到深夜的清冷</w:t>
+      </w:r>
+      <w:r>
+        <w:rPr>
+          <w:bCs/>
+          <w:szCs w:val="28"/>
+        </w:rPr>
+        <w:br/>
+      </w:r>
+      <w:r>
+        <w:rPr>
+          <w:rFonts w:hint="eastAsia"/>
+          <w:bCs/>
+          <w:szCs w:val="28"/>
+        </w:rPr>
+        <w:t>。開篇「薄霧濃</w:t>
+      </w:r>
+      <w:proofErr w:type="gramStart"/>
+      <w:r>
+        <w:rPr>
+          <w:rFonts w:hint="eastAsia"/>
+          <w:bCs/>
+          <w:szCs w:val="28"/>
+        </w:rPr>
+        <w:t>雲愁永</w:t>
+      </w:r>
+      <w:proofErr w:type="gramEnd"/>
+      <w:r>
+        <w:rPr>
+          <w:rFonts w:hint="eastAsia"/>
+          <w:bCs/>
+          <w:szCs w:val="28"/>
+        </w:rPr>
+        <w:t>晝，</w:t>
+      </w:r>
+      <w:proofErr w:type="gramStart"/>
+      <w:r>
+        <w:rPr>
+          <w:rFonts w:hint="eastAsia"/>
+          <w:bCs/>
+          <w:szCs w:val="28"/>
+        </w:rPr>
+        <w:t>瑞腦消金獸</w:t>
+      </w:r>
+      <w:proofErr w:type="gramEnd"/>
+      <w:r>
+        <w:rPr>
+          <w:rFonts w:hint="eastAsia"/>
+          <w:bCs/>
+          <w:szCs w:val="28"/>
+        </w:rPr>
+        <w:t>」，寫天色陰</w:t>
+      </w:r>
+      <w:proofErr w:type="gramStart"/>
+      <w:r>
+        <w:rPr>
+          <w:rFonts w:hint="eastAsia"/>
+          <w:bCs/>
+          <w:szCs w:val="28"/>
+        </w:rPr>
+        <w:t>沉</w:t>
+      </w:r>
+      <w:proofErr w:type="gramEnd"/>
+      <w:r>
+        <w:rPr>
+          <w:rFonts w:hint="eastAsia"/>
+          <w:bCs/>
+          <w:szCs w:val="28"/>
+        </w:rPr>
+        <w:t>、白晝漫長，奠定</w:t>
+      </w:r>
+      <w:proofErr w:type="gramStart"/>
+      <w:r>
+        <w:rPr>
+          <w:rFonts w:hint="eastAsia"/>
+          <w:bCs/>
+          <w:szCs w:val="28"/>
+        </w:rPr>
+        <w:t>了全詞憂鬱</w:t>
+      </w:r>
+      <w:proofErr w:type="gramEnd"/>
+      <w:r>
+        <w:rPr>
+          <w:rFonts w:hint="eastAsia"/>
+          <w:bCs/>
+          <w:szCs w:val="28"/>
+        </w:rPr>
+        <w:t>的基調；詞人此處以香爐中香料的緩緩消逝，具體化了抽象的時間流逝，暗示自己整日無</w:t>
+      </w:r>
+      <w:r>
+        <w:rPr>
+          <w:rFonts w:hint="eastAsia"/>
+          <w:bCs/>
+          <w:szCs w:val="28"/>
+        </w:rPr>
         <w:lastRenderedPageBreak/>
-        <w:t xml:space="preserve">    </w:t>
-      </w:r>
+        <w:t>所事事、唯有凝望香煙的孤寂與無聊。隨後「佳節又重陽，</w:t>
+      </w:r>
+      <w:proofErr w:type="gramStart"/>
       <w:r>
         <w:rPr>
           <w:rFonts w:hint="eastAsia"/>
           <w:bCs/>
           <w:szCs w:val="28"/>
         </w:rPr>
-        <w:t>詞的上篇以</w:t>
+        <w:t>玉枕紗櫥，半夜涼初透</w:t>
+      </w:r>
+      <w:proofErr w:type="gramEnd"/>
+      <w:r>
+        <w:rPr>
+          <w:rFonts w:hint="eastAsia"/>
+          <w:bCs/>
+          <w:szCs w:val="28"/>
+        </w:rPr>
+        <w:t>」則將情感推向深處，一個「又」字點出年華</w:t>
+      </w:r>
+      <w:r>
+        <w:rPr>
+          <w:rFonts w:hint="eastAsia"/>
+          <w:b/>
+          <w:szCs w:val="28"/>
+        </w:rPr>
+        <w:t>遞</w:t>
       </w:r>
       <w:proofErr w:type="gramStart"/>
       <w:r>
         <w:rPr>
           <w:rFonts w:hint="eastAsia"/>
+          <w:b/>
+          <w:szCs w:val="28"/>
+        </w:rPr>
+        <w:t>嬗</w:t>
+      </w:r>
+      <w:proofErr w:type="gramEnd"/>
+      <w:r>
+        <w:rPr>
+          <w:rFonts w:hint="eastAsia"/>
           <w:bCs/>
           <w:szCs w:val="28"/>
         </w:rPr>
-        <w:t>秋景</w:t>
-      </w:r>
-      <w:r>
-        <w:rPr>
-          <w:rFonts w:hint="eastAsia"/>
-          <w:b/>
-          <w:szCs w:val="28"/>
-        </w:rPr>
-        <w:t>起興</w:t>
+        <w:t>與年</w:t>
+      </w:r>
+      <w:proofErr w:type="gramStart"/>
+      <w:r>
+        <w:rPr>
+          <w:rFonts w:hint="eastAsia"/>
+          <w:bCs/>
+          <w:szCs w:val="28"/>
+        </w:rPr>
+        <w:t>年歲</w:t>
       </w:r>
       <w:proofErr w:type="gramEnd"/>
       <w:r>
@@ -1539,23 +1433,32 @@
           <w:bCs/>
           <w:szCs w:val="28"/>
         </w:rPr>
-        <w:t>，“薄霧濃雲愁永晝，瑞腦消金獸”，在秋風</w:t>
-      </w:r>
-      <w:r>
-        <w:rPr>
-          <w:rFonts w:hint="eastAsia"/>
-          <w:b/>
-          <w:szCs w:val="28"/>
-        </w:rPr>
-        <w:t>蕭瑟</w:t>
-      </w:r>
+        <w:t>歲的孤獨；而「涼」字更</w:t>
+      </w:r>
+      <w:proofErr w:type="gramStart"/>
       <w:r>
         <w:rPr>
           <w:rFonts w:hint="eastAsia"/>
           <w:bCs/>
           <w:szCs w:val="28"/>
         </w:rPr>
-        <w:t>之中，恰逢重陽佳節，濃</w:t>
+        <w:t>是妙筆</w:t>
+      </w:r>
+      <w:proofErr w:type="gramEnd"/>
+      <w:r>
+        <w:rPr>
+          <w:bCs/>
+          <w:szCs w:val="28"/>
+        </w:rPr>
+        <w:br/>
+      </w:r>
+      <w:r>
+        <w:rPr>
+          <w:rFonts w:hint="eastAsia"/>
+          <w:bCs/>
+          <w:szCs w:val="28"/>
+        </w:rPr>
+        <w:t>，它不僅是</w:t>
       </w:r>
       <w:proofErr w:type="gramStart"/>
       <w:r>
@@ -1564,7 +1467,7 @@
           <w:bCs/>
           <w:szCs w:val="28"/>
         </w:rPr>
-        <w:t>雲密霧</w:t>
+        <w:t>物理上秋夜</w:t>
       </w:r>
       <w:proofErr w:type="gramEnd"/>
       <w:r>
@@ -1573,24 +1476,16 @@
           <w:bCs/>
           <w:szCs w:val="28"/>
         </w:rPr>
-        <w:t>，佈滿</w:t>
-      </w:r>
-      <w:r>
-        <w:rPr>
-          <w:rFonts w:hint="eastAsia"/>
-          <w:b/>
-          <w:szCs w:val="28"/>
-        </w:rPr>
-        <w:t>天</w:t>
+        <w:t>透過紗帳、</w:t>
       </w:r>
       <w:proofErr w:type="gramStart"/>
       <w:r>
         <w:rPr>
           <w:rFonts w:hint="eastAsia"/>
-          <w:b/>
-          <w:szCs w:val="28"/>
-        </w:rPr>
-        <w:t>衢</w:t>
+          <w:bCs/>
+          <w:szCs w:val="28"/>
+        </w:rPr>
+        <w:t>玉枕傳來</w:t>
       </w:r>
       <w:proofErr w:type="gramEnd"/>
       <w:r>
@@ -1599,79 +1494,14 @@
           <w:bCs/>
           <w:szCs w:val="28"/>
         </w:rPr>
-        <w:t>，其蕭瑟程度可想而知。詞人眼中的“薄霧濃雲”，不僅佈滿天空，更佈滿了詞人的心頭，更是由於這種天氣，</w:t>
-      </w:r>
-      <w:r>
-        <w:rPr>
-          <w:rFonts w:hint="eastAsia"/>
-          <w:bCs/>
-          <w:szCs w:val="28"/>
-        </w:rPr>
-        <w:t>才</w:t>
-      </w:r>
-      <w:r>
-        <w:rPr>
-          <w:rFonts w:hint="eastAsia"/>
-          <w:bCs/>
-          <w:szCs w:val="28"/>
-        </w:rPr>
-        <w:t>有了“愁永晝”的感慨。“佳節又重陽，玉枕紗櫥，半夜涼初透”，在詞人的筆下漫長的白天是那樣的難熬，夜晚又如何呢？詞人首先點明瞭時令</w:t>
-      </w:r>
-      <w:r>
-        <w:rPr>
-          <w:rFonts w:hint="eastAsia"/>
-          <w:bCs/>
-          <w:szCs w:val="28"/>
-        </w:rPr>
-        <w:t>--</w:t>
-      </w:r>
-      <w:r>
-        <w:rPr>
-          <w:rFonts w:hint="eastAsia"/>
-          <w:bCs/>
-          <w:szCs w:val="28"/>
-        </w:rPr>
-        <w:t>重陽節，一個“又”字含有多少感慨，其中的弦外之音是往年的重陽節夫妻歡會，其樂融融，今年卻獨自一人面對</w:t>
-      </w:r>
-      <w:r>
-        <w:rPr>
-          <w:rFonts w:hint="eastAsia"/>
-          <w:bCs/>
-          <w:szCs w:val="28"/>
-        </w:rPr>
-        <w:t>著</w:t>
-      </w:r>
-      <w:r>
-        <w:rPr>
-          <w:rFonts w:hint="eastAsia"/>
-          <w:bCs/>
-          <w:szCs w:val="28"/>
-        </w:rPr>
-        <w:t>淒涼天氣。詞人孤</w:t>
-      </w:r>
-      <w:proofErr w:type="gramStart"/>
-      <w:r>
-        <w:rPr>
-          <w:rFonts w:hint="eastAsia"/>
-          <w:bCs/>
-          <w:szCs w:val="28"/>
-        </w:rPr>
-        <w:t>枕獨眠，</w:t>
-      </w:r>
-      <w:proofErr w:type="gramEnd"/>
-      <w:r>
-        <w:rPr>
-          <w:rFonts w:hint="eastAsia"/>
-          <w:bCs/>
-          <w:szCs w:val="28"/>
-        </w:rPr>
-        <w:t>夜半時分，透過紗帳的涼意對於心中充滿哀怨和寂寞的詞人來說，感覺是那麼的強烈，淒涼滋味在此中表現得越發濃郁。</w:t>
+        <w:t>的清冷，更是詞人在重陽佳節「獨守空房」時，心靈深處泛起的陣陣寒意。</w:t>
       </w:r>
     </w:p>
     <w:p>
       <w:pPr>
         <w:spacing w:after="0" w:line="440" w:lineRule="exact"/>
         <w:ind w:left="-6" w:right="0" w:hanging="11"/>
+        <w:jc w:val="both"/>
         <w:rPr>
           <w:bCs/>
           <w:szCs w:val="28"/>
@@ -1691,7 +1521,7 @@
           <w:bCs/>
           <w:szCs w:val="28"/>
         </w:rPr>
-        <w:t>詞的下片一開始便寫</w:t>
+        <w:t>下</w:t>
       </w:r>
       <w:proofErr w:type="gramStart"/>
       <w:r>
@@ -1700,7 +1530,7 @@
           <w:bCs/>
           <w:szCs w:val="28"/>
         </w:rPr>
-        <w:t>重陽賞菊飲酒</w:t>
+        <w:t>闋</w:t>
       </w:r>
       <w:proofErr w:type="gramEnd"/>
       <w:r>
@@ -1709,7 +1539,7 @@
           <w:bCs/>
           <w:szCs w:val="28"/>
         </w:rPr>
-        <w:t>的事情。“東籬把酒黃昏後，有暗香盈袖。”白天愁悶難耐，</w:t>
+        <w:t>則由室內轉向室外，透過具</w:t>
       </w:r>
       <w:proofErr w:type="gramStart"/>
       <w:r>
@@ -1718,7 +1548,7 @@
           <w:bCs/>
           <w:szCs w:val="28"/>
         </w:rPr>
-        <w:t>夜間孤</w:t>
+        <w:t>象</w:t>
       </w:r>
       <w:proofErr w:type="gramEnd"/>
       <w:r>
@@ -1727,7 +1557,24 @@
           <w:bCs/>
           <w:szCs w:val="28"/>
         </w:rPr>
-        <w:t>枕無眠，在重陽</w:t>
+        <w:t>的自然意象將愁緒推向藝術的巔峰，展現東籬把酒與相思的極致。詞人於「東籬把酒黃昏後，有暗香盈袖」中，借用了</w:t>
+      </w:r>
+      <w:r>
+        <w:rPr>
+          <w:rFonts w:hint="eastAsia"/>
+          <w:bCs/>
+          <w:szCs w:val="28"/>
+          <w:u w:val="single"/>
+        </w:rPr>
+        <w:t>陶淵明</w:t>
+      </w:r>
+      <w:r>
+        <w:rPr>
+          <w:rFonts w:hint="eastAsia"/>
+          <w:bCs/>
+          <w:szCs w:val="28"/>
+        </w:rPr>
+        <w:t>「</w:t>
       </w:r>
       <w:proofErr w:type="gramStart"/>
       <w:r>
@@ -1736,7 +1583,7 @@
           <w:bCs/>
           <w:szCs w:val="28"/>
         </w:rPr>
-        <w:t>佳節賞菊飲酒</w:t>
+        <w:t>採菊東籬下</w:t>
       </w:r>
       <w:proofErr w:type="gramEnd"/>
       <w:r>
@@ -1745,26 +1592,34 @@
           <w:bCs/>
           <w:szCs w:val="28"/>
         </w:rPr>
-        <w:t>之事，直到傍</w:t>
-      </w:r>
+        <w:t>」的典故，在黃昏時分獨自</w:t>
+      </w:r>
+      <w:proofErr w:type="gramStart"/>
       <w:r>
         <w:rPr>
           <w:rFonts w:hint="eastAsia"/>
           <w:bCs/>
           <w:szCs w:val="28"/>
         </w:rPr>
-        <w:t>(</w:t>
+        <w:t>飲酒賞菊</w:t>
+      </w:r>
+      <w:proofErr w:type="gramEnd"/>
+      <w:r>
+        <w:rPr>
+          <w:rFonts w:hint="eastAsia"/>
+          <w:bCs/>
+          <w:szCs w:val="28"/>
+        </w:rPr>
+        <w:t>；然而，菊花的「暗香盈袖」雖美，卻無人共賞，反而更顯形單影隻，酒入愁腸只化作更深的相思。</w:t>
       </w:r>
       <w:proofErr w:type="gramStart"/>
       <w:r>
         <w:rPr>
           <w:rFonts w:hint="eastAsia"/>
           <w:bCs/>
-          <w:color w:val="FF0000"/>
-          <w:sz w:val="16"/>
-          <w:szCs w:val="16"/>
-        </w:rPr>
-        <w:t>ㄅㄤ</w:t>
+          <w:szCs w:val="28"/>
+        </w:rPr>
+        <w:t>結句</w:t>
       </w:r>
       <w:proofErr w:type="gramEnd"/>
       <w:r>
@@ -1773,15 +1628,61 @@
           <w:bCs/>
           <w:szCs w:val="28"/>
         </w:rPr>
-        <w:t>)</w:t>
-      </w:r>
+        <w:t>「莫道</w:t>
+      </w:r>
+      <w:proofErr w:type="gramStart"/>
       <w:r>
         <w:rPr>
           <w:rFonts w:hint="eastAsia"/>
           <w:bCs/>
           <w:szCs w:val="28"/>
         </w:rPr>
-        <w:t>晚時分才付諸實施。“東籬把酒”，在詞人的心中成了</w:t>
+        <w:t>不</w:t>
+      </w:r>
+      <w:proofErr w:type="gramEnd"/>
+      <w:r>
+        <w:rPr>
+          <w:rFonts w:hint="eastAsia"/>
+          <w:bCs/>
+          <w:szCs w:val="28"/>
+        </w:rPr>
+        <w:t>銷魂，</w:t>
+      </w:r>
+      <w:proofErr w:type="gramStart"/>
+      <w:r>
+        <w:rPr>
+          <w:rFonts w:hint="eastAsia"/>
+          <w:bCs/>
+          <w:szCs w:val="28"/>
+        </w:rPr>
+        <w:t>簾卷西風</w:t>
+      </w:r>
+      <w:proofErr w:type="gramEnd"/>
+      <w:r>
+        <w:rPr>
+          <w:rFonts w:hint="eastAsia"/>
+          <w:bCs/>
+          <w:szCs w:val="28"/>
+        </w:rPr>
+        <w:t>，人比黃花瘦」堪稱</w:t>
+      </w:r>
+      <w:proofErr w:type="gramStart"/>
+      <w:r>
+        <w:rPr>
+          <w:rFonts w:hint="eastAsia"/>
+          <w:bCs/>
+          <w:szCs w:val="28"/>
+        </w:rPr>
+        <w:t>千古名吟</w:t>
+      </w:r>
+      <w:proofErr w:type="gramEnd"/>
+      <w:r>
+        <w:rPr>
+          <w:rFonts w:hint="eastAsia"/>
+          <w:bCs/>
+          <w:szCs w:val="28"/>
+        </w:rPr>
+        <w:t>，詞人以「西風」捲簾帶出秋日的</w:t>
       </w:r>
       <w:r>
         <w:rPr>
@@ -1789,7 +1690,7 @@
           <w:b/>
           <w:szCs w:val="28"/>
         </w:rPr>
-        <w:t>應景</w:t>
+        <w:t>蕭瑟</w:t>
       </w:r>
       <w:r>
         <w:rPr>
@@ -1797,181 +1698,16 @@
           <w:bCs/>
           <w:szCs w:val="28"/>
         </w:rPr>
-        <w:t>的故事，即便面對</w:t>
-      </w:r>
-      <w:r>
-        <w:rPr>
-          <w:rFonts w:hint="eastAsia"/>
-          <w:b/>
-          <w:color w:val="auto"/>
-          <w:szCs w:val="28"/>
-        </w:rPr>
-        <w:t>籬落</w:t>
-      </w:r>
-      <w:r>
-        <w:rPr>
-          <w:rFonts w:hint="eastAsia"/>
-          <w:bCs/>
-          <w:color w:val="auto"/>
-          <w:szCs w:val="28"/>
-        </w:rPr>
-        <w:t>黃花</w:t>
-      </w:r>
-      <w:r>
-        <w:rPr>
-          <w:rFonts w:hint="eastAsia"/>
-          <w:bCs/>
-          <w:szCs w:val="28"/>
-        </w:rPr>
-        <w:t>，有</w:t>
-      </w:r>
-      <w:proofErr w:type="gramStart"/>
-      <w:r>
-        <w:rPr>
-          <w:rFonts w:hint="eastAsia"/>
-          <w:bCs/>
-          <w:szCs w:val="28"/>
-        </w:rPr>
-        <w:t>酒盈杯</w:t>
-      </w:r>
-      <w:proofErr w:type="gramEnd"/>
-      <w:r>
-        <w:rPr>
-          <w:rFonts w:hint="eastAsia"/>
-          <w:bCs/>
-          <w:szCs w:val="28"/>
-        </w:rPr>
-        <w:t>，詞人哪</w:t>
-      </w:r>
-      <w:r>
-        <w:rPr>
-          <w:rFonts w:hint="eastAsia"/>
-          <w:bCs/>
-          <w:szCs w:val="28"/>
-        </w:rPr>
-        <w:t>裡</w:t>
-      </w:r>
-      <w:r>
-        <w:rPr>
-          <w:rFonts w:hint="eastAsia"/>
-          <w:bCs/>
-          <w:szCs w:val="28"/>
-        </w:rPr>
-        <w:t>有這般興致呢？“有暗香盈袖”，菊花的淡淡幽香沾滿衣袖，委婉地表達了詞人對丈夫那難以</w:t>
-      </w:r>
-      <w:r>
-        <w:rPr>
-          <w:rFonts w:hint="eastAsia"/>
-          <w:b/>
-          <w:szCs w:val="28"/>
-        </w:rPr>
-        <w:t>排遣</w:t>
-      </w:r>
-      <w:r>
-        <w:rPr>
-          <w:rFonts w:hint="eastAsia"/>
-          <w:bCs/>
-          <w:szCs w:val="28"/>
-        </w:rPr>
-        <w:t>的思念。“莫道不消魂，簾卷西風，人比黃花瘦”，佳節獨自一人飲酒無聊，已經是萬般惆悵了，而此刻蕭瑟秋風又對詞人造成了更深的影響，西風</w:t>
-      </w:r>
-      <w:proofErr w:type="gramStart"/>
-      <w:r>
-        <w:rPr>
-          <w:rFonts w:hint="eastAsia"/>
-          <w:bCs/>
-          <w:szCs w:val="28"/>
-        </w:rPr>
-        <w:t>捲起了簾子</w:t>
-      </w:r>
-      <w:proofErr w:type="gramEnd"/>
-      <w:r>
-        <w:rPr>
-          <w:rFonts w:hint="eastAsia"/>
-          <w:bCs/>
-          <w:szCs w:val="28"/>
-        </w:rPr>
-        <w:t>，寒意再度逼人，</w:t>
-      </w:r>
-      <w:r>
-        <w:rPr>
-          <w:rFonts w:hint="eastAsia"/>
-          <w:bCs/>
-          <w:color w:val="auto"/>
-          <w:szCs w:val="28"/>
-        </w:rPr>
-        <w:t>回想起</w:t>
-      </w:r>
-      <w:proofErr w:type="gramStart"/>
-      <w:r>
-        <w:rPr>
-          <w:rFonts w:hint="eastAsia"/>
-          <w:b/>
-          <w:color w:val="auto"/>
-          <w:szCs w:val="28"/>
-        </w:rPr>
-        <w:t>適才</w:t>
-      </w:r>
-      <w:r>
-        <w:rPr>
-          <w:rFonts w:hint="eastAsia"/>
-          <w:bCs/>
-          <w:color w:val="auto"/>
-          <w:szCs w:val="28"/>
-        </w:rPr>
-        <w:t>籬畔黃花</w:t>
-      </w:r>
-      <w:proofErr w:type="gramEnd"/>
-      <w:r>
-        <w:rPr>
-          <w:rFonts w:hint="eastAsia"/>
-          <w:bCs/>
-          <w:szCs w:val="28"/>
-        </w:rPr>
-        <w:t>，在秋風中搖曳多姿，</w:t>
-      </w:r>
-      <w:proofErr w:type="gramStart"/>
-      <w:r>
-        <w:rPr>
-          <w:rFonts w:hint="eastAsia"/>
-          <w:bCs/>
-          <w:szCs w:val="28"/>
-        </w:rPr>
-        <w:t>悲秋之</w:t>
-      </w:r>
-      <w:proofErr w:type="gramEnd"/>
-      <w:r>
-        <w:rPr>
-          <w:rFonts w:hint="eastAsia"/>
-          <w:bCs/>
-          <w:szCs w:val="28"/>
-        </w:rPr>
-        <w:t>苦，思念之情，弄得心緒凌亂，無法排遣，</w:t>
-      </w:r>
-      <w:proofErr w:type="gramStart"/>
-      <w:r>
-        <w:rPr>
-          <w:rFonts w:hint="eastAsia"/>
-          <w:bCs/>
-          <w:szCs w:val="28"/>
-        </w:rPr>
-        <w:t>心中頓生人</w:t>
-      </w:r>
-      <w:proofErr w:type="gramEnd"/>
-      <w:r>
-        <w:rPr>
-          <w:rFonts w:hint="eastAsia"/>
-          <w:bCs/>
-          <w:szCs w:val="28"/>
-        </w:rPr>
-        <w:t>不如菊的感慨。</w:t>
+        <w:t>，並創造性地將自己的憔悴與「黃花」相比；菊花雖耐寒，卻在秋風中顯得纖細枯乾，而詞人因思念折磨，竟比那迎風落淚的菊花還要消瘦，這般巧妙的對比將抽象的相思之痛，化為具體可感的視覺形象，語盡而意不盡。</w:t>
       </w:r>
     </w:p>
     <w:p>
       <w:pPr>
         <w:spacing w:after="0" w:line="440" w:lineRule="exact"/>
         <w:ind w:left="-6" w:right="0" w:hanging="11"/>
-        <w:rPr>
+        <w:jc w:val="both"/>
+        <w:rPr>
+          <w:rFonts w:hint="eastAsia"/>
           <w:bCs/>
           <w:spacing w:val="-6"/>
           <w:szCs w:val="28"/>
@@ -1981,35 +1717,86 @@
         <w:rPr>
           <w:rFonts w:hint="eastAsia"/>
           <w:bCs/>
-          <w:spacing w:val="-6"/>
-          <w:szCs w:val="28"/>
-        </w:rPr>
-        <w:t>(資料來源：</w:t>
-      </w:r>
-      <w:hyperlink r:id="rId14" w:history="1">
-        <w:r>
-          <w:rPr>
-            <w:rStyle w:val="a8"/>
-            <w:bCs/>
-            <w:spacing w:val="-6"/>
-            <w:szCs w:val="28"/>
-          </w:rPr>
-          <w:t>https://bit.ly/3IWEvg6</w:t>
-        </w:r>
-      </w:hyperlink>
-      <w:hyperlink r:id="rId15" w:history="1"/>
-      <w:hyperlink r:id="rId16" w:history="1"/>
-      <w:hyperlink r:id="rId17" w:history="1"/>
-      <w:hyperlink r:id="rId18" w:history="1"/>
-      <w:hyperlink r:id="rId19" w:history="1"/>
+          <w:szCs w:val="28"/>
+        </w:rPr>
+        <w:t xml:space="preserve">    </w:t>
+      </w:r>
       <w:r>
         <w:rPr>
           <w:rFonts w:hint="eastAsia"/>
           <w:bCs/>
-          <w:spacing w:val="-6"/>
-          <w:szCs w:val="28"/>
-        </w:rPr>
-        <w:t>)</w:t>
+          <w:szCs w:val="28"/>
+        </w:rPr>
+        <w:t>整首詞結構嚴謹，筆觸細膩。</w:t>
+      </w:r>
+      <w:r>
+        <w:rPr>
+          <w:rFonts w:hint="eastAsia"/>
+          <w:bCs/>
+          <w:szCs w:val="28"/>
+          <w:u w:val="single"/>
+        </w:rPr>
+        <w:t>李清照</w:t>
+      </w:r>
+      <w:r>
+        <w:rPr>
+          <w:rFonts w:hint="eastAsia"/>
+          <w:bCs/>
+          <w:szCs w:val="28"/>
+        </w:rPr>
+        <w:t>不著一個「思」字，卻透過「</w:t>
+      </w:r>
+      <w:proofErr w:type="gramStart"/>
+      <w:r>
+        <w:rPr>
+          <w:rFonts w:hint="eastAsia"/>
+          <w:bCs/>
+          <w:szCs w:val="28"/>
+        </w:rPr>
+        <w:t>瑞腦</w:t>
+      </w:r>
+      <w:proofErr w:type="gramEnd"/>
+      <w:r>
+        <w:rPr>
+          <w:rFonts w:hint="eastAsia"/>
+          <w:bCs/>
+          <w:szCs w:val="28"/>
+        </w:rPr>
+        <w:t>」、「</w:t>
+      </w:r>
+      <w:proofErr w:type="gramStart"/>
+      <w:r>
+        <w:rPr>
+          <w:rFonts w:hint="eastAsia"/>
+          <w:bCs/>
+          <w:szCs w:val="28"/>
+        </w:rPr>
+        <w:t>玉枕</w:t>
+      </w:r>
+      <w:proofErr w:type="gramEnd"/>
+      <w:r>
+        <w:rPr>
+          <w:rFonts w:hint="eastAsia"/>
+          <w:bCs/>
+          <w:szCs w:val="28"/>
+        </w:rPr>
+        <w:t>」、「西風」、「黃花」等意象，將刻骨銘心的相思之情抒發得</w:t>
+      </w:r>
+      <w:r>
+        <w:rPr>
+          <w:rFonts w:hint="eastAsia"/>
+          <w:b/>
+          <w:szCs w:val="28"/>
+        </w:rPr>
+        <w:t>淋漓盡致</w:t>
+      </w:r>
+      <w:r>
+        <w:rPr>
+          <w:rFonts w:hint="eastAsia"/>
+          <w:bCs/>
+          <w:szCs w:val="28"/>
+        </w:rPr>
+        <w:t>，堪稱閨怨詞的極致之作。</w:t>
       </w:r>
     </w:p>
     <w:p>
@@ -2041,13 +1828,14 @@
           <w:numId w:val="1"/>
         </w:numPr>
         <w:spacing w:after="0" w:line="420" w:lineRule="exact"/>
-        <w:ind w:leftChars="0" w:right="0"/>
-      </w:pPr>
-      <w:r>
-        <w:rPr>
-          <w:rFonts w:hint="eastAsia"/>
-        </w:rPr>
-        <w:t>太學</w:t>
+        <w:ind w:leftChars="0" w:left="284" w:right="0" w:hanging="284"/>
+        <w:jc w:val="both"/>
+      </w:pPr>
+      <w:r>
+        <w:rPr>
+          <w:rFonts w:hint="eastAsia"/>
+        </w:rPr>
+        <w:t>幽微</w:t>
       </w:r>
       <w:r>
         <w:rPr>
@@ -2058,28 +1846,8 @@
       <w:r>
         <w:rPr>
           <w:rFonts w:hint="eastAsia"/>
-          <w:u w:val="single"/>
-        </w:rPr>
-        <w:t>中國</w:t>
-      </w:r>
-      <w:r>
-        <w:rPr>
-          <w:rFonts w:hint="eastAsia"/>
-        </w:rPr>
-        <w:t>古代設立在京城，用以培養人才、傳授</w:t>
-      </w:r>
-      <w:r>
-        <w:rPr>
-          <w:rFonts w:hint="eastAsia"/>
-          <w:u w:val="single"/>
-        </w:rPr>
-        <w:t>儒家</w:t>
-      </w:r>
-      <w:r>
-        <w:rPr>
-          <w:rFonts w:hint="eastAsia"/>
-        </w:rPr>
-        <w:t>經典的最高學府。</w:t>
+        </w:rPr>
+        <w:t>隱約、模糊、不易察覺的。形容「暗香盈袖」的菊花香氣。這種香氣不是濃烈撲鼻的，而是若有似無地飄散在空氣中，反而更烘托出詞人孤獨、細膩的內心感受。</w:t>
       </w:r>
     </w:p>
     <w:p>
@@ -2090,113 +1858,85 @@
           <w:numId w:val="1"/>
         </w:numPr>
         <w:spacing w:after="0" w:line="420" w:lineRule="exact"/>
-        <w:ind w:leftChars="0" w:right="0"/>
-      </w:pPr>
-      <w:r>
-        <w:rPr>
-          <w:rFonts w:hint="eastAsia"/>
-        </w:rPr>
-        <w:t>歸來堂：</w:t>
-      </w:r>
-      <w:r>
-        <w:rPr>
-          <w:rFonts w:hint="eastAsia"/>
-          <w:u w:val="single"/>
-        </w:rPr>
-        <w:t>歸來堂</w:t>
-      </w:r>
-      <w:r>
-        <w:rPr>
-          <w:rFonts w:hint="eastAsia"/>
-        </w:rPr>
-        <w:t>藏書樓，是</w:t>
-      </w:r>
-      <w:r>
-        <w:rPr>
-          <w:rFonts w:hint="eastAsia"/>
-          <w:u w:val="single"/>
-        </w:rPr>
-        <w:t>宋代</w:t>
-      </w:r>
-      <w:r>
-        <w:rPr>
-          <w:rFonts w:hint="eastAsia"/>
-        </w:rPr>
-        <w:t xml:space="preserve"> </w:t>
-      </w:r>
-      <w:r>
-        <w:rPr>
-          <w:rFonts w:hint="eastAsia"/>
-          <w:u w:val="single"/>
-        </w:rPr>
-        <w:t>趙明誠</w:t>
-      </w:r>
-      <w:r>
-        <w:rPr>
-          <w:rFonts w:hint="eastAsia"/>
-        </w:rPr>
-        <w:t>與夫人</w:t>
-      </w:r>
-      <w:r>
-        <w:rPr>
-          <w:rFonts w:hint="eastAsia"/>
-          <w:u w:val="single"/>
-        </w:rPr>
-        <w:t>李清照</w:t>
-      </w:r>
-      <w:r>
-        <w:rPr>
-          <w:rFonts w:hint="eastAsia"/>
-        </w:rPr>
-        <w:t>藏書樓的名字。</w:t>
+        <w:ind w:leftChars="0" w:left="284" w:right="0" w:hanging="284"/>
+        <w:jc w:val="both"/>
+      </w:pPr>
+      <w:r>
+        <w:rPr>
+          <w:rFonts w:hint="eastAsia"/>
+        </w:rPr>
+        <w:t>黯</w:t>
+      </w:r>
+      <w:r>
+        <w:rPr>
+          <w:rFonts w:hint="eastAsia"/>
+        </w:rPr>
+        <w:t>(</w:t>
       </w:r>
       <w:proofErr w:type="gramStart"/>
       <w:r>
         <w:rPr>
           <w:rFonts w:hint="eastAsia"/>
-          <w:u w:val="single"/>
-        </w:rPr>
-        <w:t>歸來堂</w:t>
-      </w:r>
-      <w:r>
-        <w:rPr>
-          <w:rFonts w:hint="eastAsia"/>
-        </w:rPr>
-        <w:t>取去官</w:t>
+          <w:color w:val="FF0000"/>
+          <w:sz w:val="16"/>
+          <w:szCs w:val="16"/>
+        </w:rPr>
+        <w:t>ㄢˋ</w:t>
       </w:r>
       <w:proofErr w:type="gramEnd"/>
       <w:r>
         <w:rPr>
           <w:rFonts w:hint="eastAsia"/>
         </w:rPr>
-        <w:t>歸田兼</w:t>
+        <w:t>)</w:t>
       </w:r>
       <w:proofErr w:type="gramStart"/>
       <w:r>
         <w:rPr>
           <w:rFonts w:hint="eastAsia"/>
         </w:rPr>
-        <w:t>瑰寶歸聚之</w:t>
+        <w:t>然神傷</w:t>
       </w:r>
       <w:proofErr w:type="gramEnd"/>
       <w:r>
         <w:rPr>
           <w:rFonts w:hint="eastAsia"/>
         </w:rPr>
-        <w:t>義，儲藏</w:t>
-      </w:r>
-      <w:r>
-        <w:rPr>
-          <w:rFonts w:hint="eastAsia"/>
-          <w:u w:val="single"/>
-        </w:rPr>
-        <w:t>趙</w:t>
-      </w:r>
-      <w:r>
-        <w:rPr>
-          <w:rFonts w:hint="eastAsia"/>
-        </w:rPr>
-        <w:t>氏夫婦收藏的金石和圖書。</w:t>
+        <w:t>：</w:t>
+      </w:r>
+      <w:r>
+        <w:rPr>
+          <w:rFonts w:hint="eastAsia"/>
+        </w:rPr>
+        <w:t>心神悲</w:t>
+      </w:r>
+      <w:proofErr w:type="gramStart"/>
+      <w:r>
+        <w:rPr>
+          <w:rFonts w:hint="eastAsia"/>
+        </w:rPr>
+        <w:t>沮</w:t>
+      </w:r>
+      <w:proofErr w:type="gramEnd"/>
+      <w:r>
+        <w:rPr>
+          <w:rFonts w:hint="eastAsia"/>
+        </w:rPr>
+        <w:t>的樣子。形容非常心痛、悲傷。指詞人在重陽佳節獨自飲酒</w:t>
+      </w:r>
+      <w:proofErr w:type="gramStart"/>
+      <w:r>
+        <w:rPr>
+          <w:rFonts w:hint="eastAsia"/>
+        </w:rPr>
+        <w:t>賞菊時</w:t>
+      </w:r>
+      <w:proofErr w:type="gramEnd"/>
+      <w:r>
+        <w:rPr>
+          <w:rFonts w:hint="eastAsia"/>
+        </w:rPr>
+        <w:t>，內心那股無法對人訴說、極度思念丈夫的悲傷與落寞。</w:t>
       </w:r>
     </w:p>
     <w:p>
@@ -2207,134 +1947,26 @@
           <w:numId w:val="1"/>
         </w:numPr>
         <w:spacing w:after="0" w:line="420" w:lineRule="exact"/>
-        <w:ind w:leftChars="0" w:right="0"/>
-      </w:pPr>
-      <w:proofErr w:type="gramStart"/>
-      <w:r>
-        <w:rPr>
-          <w:rFonts w:hint="eastAsia"/>
-        </w:rPr>
-        <w:t>起興(</w:t>
-      </w:r>
-      <w:r>
-        <w:rPr>
-          <w:rFonts w:hint="eastAsia"/>
-          <w:color w:val="FF0000"/>
-          <w:sz w:val="16"/>
-          <w:szCs w:val="16"/>
-        </w:rPr>
-        <w:t>ㄒㄧㄥˋ</w:t>
-      </w:r>
-      <w:proofErr w:type="gramEnd"/>
-      <w:r>
-        <w:rPr>
-          <w:rFonts w:hint="eastAsia"/>
-        </w:rPr>
-        <w:t>)</w:t>
-      </w:r>
-    </w:p>
-    <w:p>
-      <w:pPr>
-        <w:pStyle w:val="aa"/>
-        <w:numPr>
-          <w:ilvl w:val="0"/>
-          <w:numId w:val="48"/>
-        </w:numPr>
-        <w:spacing w:after="0" w:line="420" w:lineRule="exact"/>
-        <w:ind w:leftChars="0" w:right="0"/>
-      </w:pPr>
-      <w:r>
-        <w:rPr>
-          <w:rFonts w:hint="eastAsia"/>
-        </w:rPr>
-        <w:t>因</w:t>
-      </w:r>
-      <w:proofErr w:type="gramStart"/>
-      <w:r>
-        <w:rPr>
-          <w:rFonts w:hint="eastAsia"/>
-        </w:rPr>
-        <w:t>外在物境而</w:t>
-      </w:r>
-      <w:proofErr w:type="gramEnd"/>
-      <w:r>
-        <w:rPr>
-          <w:rFonts w:hint="eastAsia"/>
-        </w:rPr>
-        <w:t>引起賦詩為文的興頭。如：「與詩友一起到陽明山賞花，</w:t>
-      </w:r>
-      <w:proofErr w:type="gramStart"/>
-      <w:r>
-        <w:rPr>
-          <w:rFonts w:hint="eastAsia"/>
-        </w:rPr>
-        <w:t>一時起興</w:t>
-      </w:r>
-      <w:proofErr w:type="gramEnd"/>
-      <w:r>
-        <w:rPr>
-          <w:rFonts w:hint="eastAsia"/>
-        </w:rPr>
-        <w:t>，遂各賦詩一首。」</w:t>
-      </w:r>
-    </w:p>
-    <w:p>
-      <w:pPr>
-        <w:pStyle w:val="aa"/>
-        <w:numPr>
-          <w:ilvl w:val="0"/>
-          <w:numId w:val="48"/>
-        </w:numPr>
-        <w:spacing w:after="0" w:line="420" w:lineRule="exact"/>
-        <w:ind w:leftChars="0" w:right="0"/>
-      </w:pPr>
-      <w:proofErr w:type="gramStart"/>
-      <w:r>
-        <w:t>先言他</w:t>
-      </w:r>
-      <w:proofErr w:type="gramEnd"/>
-      <w:r>
-        <w:t>物，以引起</w:t>
-      </w:r>
-      <w:proofErr w:type="gramStart"/>
-      <w:r>
-        <w:t>所欲言之</w:t>
-      </w:r>
-      <w:proofErr w:type="gramEnd"/>
-      <w:r>
-        <w:t>事。</w:t>
-      </w:r>
-      <w:r>
-        <w:rPr>
-          <w:rFonts w:hint="eastAsia"/>
-        </w:rPr>
-        <w:t>(</w:t>
-      </w:r>
-      <w:r>
-        <w:rPr>
-          <w:rFonts w:hint="eastAsia"/>
-        </w:rPr>
-        <w:t>先說其他事物，再說</w:t>
-      </w:r>
-      <w:proofErr w:type="gramStart"/>
-      <w:r>
-        <w:rPr>
-          <w:rFonts w:hint="eastAsia"/>
-        </w:rPr>
-        <w:t>要說的事物</w:t>
-      </w:r>
-      <w:proofErr w:type="gramEnd"/>
-      <w:r>
-        <w:rPr>
-          <w:rFonts w:hint="eastAsia"/>
-        </w:rPr>
-        <w:t>。</w:t>
-      </w:r>
-      <w:r>
-        <w:rPr>
-          <w:rFonts w:hint="eastAsia"/>
-        </w:rPr>
-        <w:t>)</w:t>
+        <w:ind w:leftChars="0" w:left="284" w:right="0" w:hanging="284"/>
+        <w:jc w:val="both"/>
+      </w:pPr>
+      <w:r>
+        <w:rPr>
+          <w:rFonts w:hint="eastAsia"/>
+        </w:rPr>
+        <w:t>憔悴</w:t>
+      </w:r>
+      <w:r>
+        <w:rPr>
+          <w:rFonts w:hint="eastAsia"/>
+        </w:rPr>
+        <w:t>：</w:t>
+      </w:r>
+      <w:r>
+        <w:rPr>
+          <w:rFonts w:hint="eastAsia"/>
+        </w:rPr>
+        <w:t>人瘦弱、面色不好看的樣子。詞人因為飽受「異地戀」的相思之苦，吃不下、睡不好，導致容貌與身材變得消瘦、沒有精神。</w:t>
       </w:r>
     </w:p>
     <w:p>
@@ -2345,100 +1977,67 @@
           <w:numId w:val="1"/>
         </w:numPr>
         <w:spacing w:after="0" w:line="420" w:lineRule="exact"/>
-        <w:ind w:leftChars="0" w:right="0"/>
-      </w:pPr>
-      <w:r>
-        <w:rPr>
-          <w:rFonts w:hint="eastAsia"/>
-        </w:rPr>
-        <w:t>蕭瑟</w:t>
-      </w:r>
-      <w:r>
-        <w:rPr>
-          <w:rFonts w:hint="eastAsia"/>
-        </w:rPr>
-        <w:t>(</w:t>
+        <w:ind w:leftChars="0" w:left="284" w:right="0" w:hanging="284"/>
+        <w:jc w:val="both"/>
+      </w:pPr>
+      <w:r>
+        <w:rPr>
+          <w:rFonts w:hint="eastAsia"/>
+        </w:rPr>
+        <w:t>太學</w:t>
+      </w:r>
+      <w:r>
+        <w:rPr>
+          <w:rFonts w:hint="eastAsia"/>
+        </w:rPr>
+        <w:t>：</w:t>
+      </w:r>
+      <w:r>
+        <w:rPr>
+          <w:rFonts w:hint="eastAsia"/>
+        </w:rPr>
+        <w:t>古代的中央政府設立的最高學府，相當於現代的國家國立大學。</w:t>
+      </w:r>
+      <w:r>
+        <w:rPr>
+          <w:rFonts w:hint="eastAsia"/>
+          <w:u w:val="single"/>
+        </w:rPr>
+        <w:t>趙明誠</w:t>
+      </w:r>
+      <w:r>
+        <w:rPr>
+          <w:rFonts w:hint="eastAsia"/>
+        </w:rPr>
+        <w:t>當時在太學讀書（為</w:t>
       </w:r>
       <w:proofErr w:type="gramStart"/>
       <w:r>
         <w:rPr>
           <w:rFonts w:hint="eastAsia"/>
-          <w:color w:val="FF0000"/>
-          <w:sz w:val="16"/>
-          <w:szCs w:val="16"/>
-        </w:rPr>
-        <w:t>ㄙㄜˋ</w:t>
+        </w:rPr>
+        <w:t>太</w:t>
       </w:r>
       <w:proofErr w:type="gramEnd"/>
       <w:r>
         <w:rPr>
           <w:rFonts w:hint="eastAsia"/>
         </w:rPr>
-        <w:t>)</w:t>
-      </w:r>
-    </w:p>
-    <w:p>
-      <w:pPr>
-        <w:pStyle w:val="aa"/>
-        <w:numPr>
-          <w:ilvl w:val="0"/>
-          <w:numId w:val="50"/>
-        </w:numPr>
-        <w:spacing w:after="0" w:line="420" w:lineRule="exact"/>
-        <w:ind w:leftChars="0" w:right="0"/>
-      </w:pPr>
-      <w:r>
-        <w:rPr>
-          <w:rFonts w:hint="eastAsia"/>
-        </w:rPr>
-        <w:t>秋風瑟縮(</w:t>
+        <w:t>學生），兩人初婚便面臨因學業或出仕而短暫分離的情況，這</w:t>
       </w:r>
       <w:proofErr w:type="gramStart"/>
       <w:r>
         <w:rPr>
           <w:rFonts w:hint="eastAsia"/>
-          <w:color w:val="FF0000"/>
-          <w:sz w:val="16"/>
-          <w:szCs w:val="16"/>
-        </w:rPr>
-        <w:t>ㄙㄨㄛ</w:t>
+        </w:rPr>
+        <w:t>也是本詞</w:t>
       </w:r>
       <w:proofErr w:type="gramEnd"/>
       <w:r>
         <w:rPr>
           <w:rFonts w:hint="eastAsia"/>
         </w:rPr>
-        <w:t>)。</w:t>
-      </w:r>
-    </w:p>
-    <w:p>
-      <w:pPr>
-        <w:pStyle w:val="aa"/>
-        <w:spacing w:after="0" w:line="420" w:lineRule="exact"/>
-        <w:ind w:leftChars="0" w:left="960" w:right="0" w:firstLine="0"/>
-      </w:pPr>
-      <w:r>
-        <w:rPr>
-          <w:rFonts w:hint="eastAsia"/>
-        </w:rPr>
-        <w:t>瑟縮：因寒冷或害怕而蜷縮身體。【例】他因為害怕，而瑟縮在牆角的一邊。</w:t>
-      </w:r>
-    </w:p>
-    <w:p>
-      <w:pPr>
-        <w:pStyle w:val="aa"/>
-        <w:numPr>
-          <w:ilvl w:val="0"/>
-          <w:numId w:val="50"/>
-        </w:numPr>
-        <w:spacing w:after="0" w:line="420" w:lineRule="exact"/>
-        <w:ind w:leftChars="0" w:right="0"/>
-      </w:pPr>
-      <w:r>
-        <w:rPr>
-          <w:rFonts w:hint="eastAsia"/>
-        </w:rPr>
-        <w:t>寂靜冷清。【例】獨居山中，難免有蕭瑟寂寥的感覺。</w:t>
+        <w:t>「思夫」情感的現實背景。</w:t>
       </w:r>
     </w:p>
     <w:p>
@@ -2449,27 +2048,20 @@
           <w:numId w:val="1"/>
         </w:numPr>
         <w:spacing w:after="0" w:line="420" w:lineRule="exact"/>
-        <w:ind w:leftChars="0" w:right="0"/>
-      </w:pPr>
-      <w:r>
-        <w:rPr>
-          <w:rFonts w:hint="eastAsia"/>
-        </w:rPr>
-        <w:t>天</w:t>
-      </w:r>
-      <w:proofErr w:type="gramStart"/>
-      <w:r>
-        <w:rPr>
-          <w:rFonts w:hint="eastAsia"/>
-        </w:rPr>
-        <w:t>衢</w:t>
-      </w:r>
-      <w:proofErr w:type="gramEnd"/>
-      <w:r>
-        <w:rPr>
-          <w:rFonts w:hint="eastAsia"/>
-        </w:rPr>
-        <w:t>(</w:t>
+        <w:ind w:leftChars="0" w:left="284" w:right="0" w:hanging="284"/>
+        <w:jc w:val="both"/>
+      </w:pPr>
+      <w:r>
+        <w:rPr>
+          <w:rFonts w:hint="eastAsia"/>
+        </w:rPr>
+        <w:t>繾綣</w:t>
+      </w:r>
+      <w:r>
+        <w:rPr>
+          <w:rFonts w:hint="eastAsia"/>
+        </w:rPr>
+        <w:t>（</w:t>
       </w:r>
       <w:proofErr w:type="gramStart"/>
       <w:r>
@@ -2479,89 +2071,89 @@
           <w:sz w:val="16"/>
           <w:szCs w:val="16"/>
         </w:rPr>
-        <w:t>ㄑㄩˊ</w:t>
+        <w:t>ㄑㄧㄢˇ</w:t>
       </w:r>
       <w:proofErr w:type="gramEnd"/>
       <w:r>
         <w:rPr>
-          <w:rFonts w:hint="eastAsia"/>
-        </w:rPr>
-        <w:t>)：</w:t>
-      </w:r>
-      <w:r>
-        <w:rPr>
-          <w:rFonts w:hint="eastAsia"/>
-        </w:rPr>
-        <w:t>京都</w:t>
-      </w:r>
-      <w:r>
-        <w:rPr>
-          <w:rFonts w:hint="eastAsia"/>
-        </w:rPr>
-        <w:t>；</w:t>
-      </w:r>
-      <w:r>
-        <w:rPr>
-          <w:rFonts w:hint="eastAsia"/>
-        </w:rPr>
-        <w:t>帝京的</w:t>
-      </w:r>
-      <w:proofErr w:type="gramStart"/>
-      <w:r>
-        <w:rPr>
-          <w:rFonts w:hint="eastAsia"/>
-        </w:rPr>
-        <w:t>輦</w:t>
-      </w:r>
-      <w:proofErr w:type="gramEnd"/>
-      <w:r>
-        <w:rPr>
-          <w:rFonts w:hint="eastAsia"/>
-        </w:rPr>
-        <w:t>(</w:t>
-      </w:r>
-      <w:proofErr w:type="gramStart"/>
-      <w:r>
-        <w:rPr>
-          <w:rFonts w:hint="eastAsia"/>
           <w:color w:val="FF0000"/>
           <w:sz w:val="16"/>
           <w:szCs w:val="16"/>
         </w:rPr>
-        <w:t>ㄋㄧㄢˇ</w:t>
+        <w:t xml:space="preserve"> </w:t>
+      </w:r>
+      <w:proofErr w:type="gramStart"/>
+      <w:r>
+        <w:rPr>
+          <w:color w:val="FF0000"/>
+          <w:sz w:val="16"/>
+          <w:szCs w:val="16"/>
+        </w:rPr>
+        <w:t>ㄑㄩㄢˇ</w:t>
       </w:r>
       <w:proofErr w:type="gramEnd"/>
       <w:r>
-        <w:rPr>
-          <w:rFonts w:hint="eastAsia"/>
-        </w:rPr>
-        <w:t>)</w:t>
-      </w:r>
-      <w:r>
-        <w:rPr>
-          <w:rFonts w:hint="eastAsia"/>
-        </w:rPr>
-        <w:t>道。</w:t>
+        <w:t>）</w:t>
+      </w:r>
+      <w:r>
+        <w:rPr>
+          <w:rFonts w:hint="eastAsia"/>
+        </w:rPr>
+        <w:t>：</w:t>
+      </w:r>
+      <w:r>
+        <w:rPr>
+          <w:rFonts w:hint="eastAsia"/>
+        </w:rPr>
+        <w:t>情意深厚，難捨難分的樣子。形容</w:t>
+      </w:r>
+      <w:r>
+        <w:rPr>
+          <w:rFonts w:hint="eastAsia"/>
+          <w:u w:val="single"/>
+        </w:rPr>
+        <w:t>李清照</w:t>
+      </w:r>
+      <w:r>
+        <w:rPr>
+          <w:rFonts w:hint="eastAsia"/>
+        </w:rPr>
+        <w:t>與</w:t>
+      </w:r>
+      <w:r>
+        <w:rPr>
+          <w:rFonts w:hint="eastAsia"/>
+          <w:u w:val="single"/>
+        </w:rPr>
+        <w:t>趙明誠</w:t>
       </w:r>
       <w:proofErr w:type="gramStart"/>
       <w:r>
         <w:rPr>
           <w:rFonts w:hint="eastAsia"/>
         </w:rPr>
-        <w:t>輦</w:t>
+        <w:t>之間「</w:t>
       </w:r>
       <w:proofErr w:type="gramEnd"/>
       <w:r>
         <w:rPr>
           <w:rFonts w:hint="eastAsia"/>
         </w:rPr>
-        <w:t>道：</w:t>
-      </w:r>
-      <w:r>
-        <w:rPr>
-          <w:rFonts w:hint="eastAsia"/>
-        </w:rPr>
-        <w:t>供皇帝車駕行走的道路。</w:t>
+        <w:t>深厚且</w:t>
+      </w:r>
+      <w:proofErr w:type="gramStart"/>
+      <w:r>
+        <w:rPr>
+          <w:rFonts w:hint="eastAsia"/>
+        </w:rPr>
+        <w:t>黏綿</w:t>
+      </w:r>
+      <w:proofErr w:type="gramEnd"/>
+      <w:r>
+        <w:rPr>
+          <w:rFonts w:hint="eastAsia"/>
+        </w:rPr>
+        <w:t>」的夫妻感情。正因為兩人的感情如此繾綣，短暫的分離才會帶來如此巨大的寂寞與愁緒。</w:t>
       </w:r>
     </w:p>
     <w:p>
@@ -2572,13 +2164,41 @@
           <w:numId w:val="1"/>
         </w:numPr>
         <w:spacing w:after="0" w:line="420" w:lineRule="exact"/>
-        <w:ind w:leftChars="0" w:right="0"/>
-      </w:pPr>
-      <w:r>
-        <w:rPr>
-          <w:rFonts w:hint="eastAsia"/>
-        </w:rPr>
-        <w:t>應景</w:t>
+        <w:ind w:leftChars="0" w:left="284" w:right="0" w:hanging="284"/>
+        <w:jc w:val="both"/>
+      </w:pPr>
+      <w:r>
+        <w:rPr>
+          <w:rFonts w:hint="eastAsia"/>
+        </w:rPr>
+        <w:t>遞</w:t>
+      </w:r>
+      <w:proofErr w:type="gramStart"/>
+      <w:r>
+        <w:rPr>
+          <w:rFonts w:hint="eastAsia"/>
+        </w:rPr>
+        <w:t>嬗</w:t>
+      </w:r>
+      <w:proofErr w:type="gramEnd"/>
+      <w:r>
+        <w:rPr>
+          <w:rFonts w:hint="eastAsia"/>
+        </w:rPr>
+        <w:t>（</w:t>
+      </w:r>
+      <w:proofErr w:type="gramStart"/>
+      <w:r>
+        <w:rPr>
+          <w:color w:val="FF0000"/>
+          <w:sz w:val="16"/>
+          <w:szCs w:val="16"/>
+        </w:rPr>
+        <w:t>ㄕㄢˋ</w:t>
+      </w:r>
+      <w:proofErr w:type="gramEnd"/>
+      <w:r>
+        <w:t>）</w:t>
       </w:r>
       <w:r>
         <w:rPr>
@@ -2590,26 +2210,21 @@
         <w:rPr>
           <w:rFonts w:hint="eastAsia"/>
         </w:rPr>
-        <w:t>配合或應付當前的情景、節候。</w:t>
-      </w:r>
-    </w:p>
-    <w:p>
-      <w:pPr>
-        <w:pStyle w:val="aa"/>
-        <w:spacing w:after="0" w:line="420" w:lineRule="exact"/>
-        <w:ind w:leftChars="0" w:right="0" w:firstLine="0"/>
-      </w:pPr>
-      <w:r>
-        <w:rPr>
-          <w:rFonts w:hint="eastAsia"/>
-        </w:rPr>
-        <w:t>【例】</w:t>
-      </w:r>
-      <w:r>
-        <w:rPr>
-          <w:rFonts w:hint="eastAsia"/>
-        </w:rPr>
-        <w:t>中秋節到了，家家戶戶都準備了月餅應景。</w:t>
+        <w:t>輪替、更替、交替的過程。時間在四季中不斷遞</w:t>
+      </w:r>
+      <w:proofErr w:type="gramStart"/>
+      <w:r>
+        <w:rPr>
+          <w:rFonts w:hint="eastAsia"/>
+        </w:rPr>
+        <w:t>嬗</w:t>
+      </w:r>
+      <w:proofErr w:type="gramEnd"/>
+      <w:r>
+        <w:rPr>
+          <w:rFonts w:hint="eastAsia"/>
+        </w:rPr>
+        <w:t>、推移，春去秋來，重陽節又到了，但丈夫依然不在身邊，強調了孤獨日子的漫長。</w:t>
       </w:r>
     </w:p>
     <w:p>
@@ -2620,19 +2235,63 @@
           <w:numId w:val="1"/>
         </w:numPr>
         <w:spacing w:after="0" w:line="420" w:lineRule="exact"/>
-        <w:ind w:leftChars="0" w:right="0"/>
-      </w:pPr>
-      <w:r>
-        <w:rPr>
-          <w:rFonts w:hint="eastAsia"/>
-        </w:rPr>
-        <w:t>排遣</w:t>
-      </w:r>
-      <w:r>
-        <w:rPr>
-          <w:rFonts w:hint="eastAsia"/>
-        </w:rPr>
-        <w:t>：排除、消解。【例】排遣寂寞、排遣煩惱</w:t>
+        <w:ind w:leftChars="0" w:left="284" w:right="0" w:hanging="284"/>
+        <w:jc w:val="both"/>
+      </w:pPr>
+      <w:r>
+        <w:rPr>
+          <w:rFonts w:hint="eastAsia"/>
+        </w:rPr>
+        <w:t>蕭瑟</w:t>
+      </w:r>
+      <w:r>
+        <w:rPr>
+          <w:rFonts w:hint="eastAsia"/>
+        </w:rPr>
+        <w:t>(</w:t>
+      </w:r>
+      <w:proofErr w:type="gramStart"/>
+      <w:r>
+        <w:rPr>
+          <w:rFonts w:hint="eastAsia"/>
+          <w:color w:val="FF0000"/>
+          <w:sz w:val="16"/>
+          <w:szCs w:val="16"/>
+        </w:rPr>
+        <w:t>ㄙㄜˋ</w:t>
+      </w:r>
+      <w:proofErr w:type="gramEnd"/>
+      <w:r>
+        <w:rPr>
+          <w:rFonts w:hint="eastAsia"/>
+        </w:rPr>
+        <w:t>)</w:t>
+      </w:r>
+      <w:r>
+        <w:rPr>
+          <w:rFonts w:hint="eastAsia"/>
+        </w:rPr>
+        <w:t>：</w:t>
+      </w:r>
+      <w:r>
+        <w:rPr>
+          <w:rFonts w:hint="eastAsia"/>
+        </w:rPr>
+        <w:t>形容風吹樹木的聲音，或是秋天天氣</w:t>
+      </w:r>
+      <w:proofErr w:type="gramStart"/>
+      <w:r>
+        <w:rPr>
+          <w:rFonts w:hint="eastAsia"/>
+        </w:rPr>
+        <w:t>冷落、</w:t>
+      </w:r>
+      <w:proofErr w:type="gramEnd"/>
+      <w:r>
+        <w:rPr>
+          <w:rFonts w:hint="eastAsia"/>
+        </w:rPr>
+        <w:t>淒涼的景象。當西風吹起、捲起窗簾，帶來的正是秋天萬物凋零、冷清的氛圍，與詞人內心的淒涼完全吻合。</w:t>
       </w:r>
     </w:p>
     <w:p>
@@ -2642,61 +2301,130 @@
           <w:ilvl w:val="0"/>
           <w:numId w:val="1"/>
         </w:numPr>
+        <w:tabs>
+          <w:tab w:val="left" w:pos="6315"/>
+        </w:tabs>
         <w:spacing w:after="0" w:line="420" w:lineRule="exact"/>
-        <w:ind w:leftChars="0" w:right="0"/>
-      </w:pPr>
-      <w:r>
-        <w:rPr>
-          <w:rFonts w:hint="eastAsia"/>
-          <w:bCs/>
-          <w:color w:val="auto"/>
-          <w:szCs w:val="28"/>
-        </w:rPr>
-        <w:t>籬落</w:t>
-      </w:r>
-      <w:r>
-        <w:rPr>
-          <w:rFonts w:hint="eastAsia"/>
-          <w:bCs/>
-          <w:color w:val="auto"/>
-          <w:szCs w:val="28"/>
+        <w:ind w:leftChars="0" w:left="284" w:right="0" w:hanging="284"/>
+        <w:jc w:val="both"/>
+        <w:rPr>
+          <w:rFonts w:hint="eastAsia"/>
+        </w:rPr>
+      </w:pPr>
+      <w:r>
+        <w:rPr>
+          <w:rFonts w:hint="eastAsia"/>
+        </w:rPr>
+        <w:t>淋漓</w:t>
+      </w:r>
+      <w:r>
+        <w:rPr>
+          <w:rFonts w:hint="eastAsia"/>
+        </w:rPr>
+        <w:t>(</w:t>
+      </w:r>
+      <w:proofErr w:type="gramStart"/>
+      <w:r>
+        <w:rPr>
+          <w:rFonts w:hint="eastAsia"/>
+          <w:color w:val="FF0000"/>
+          <w:sz w:val="16"/>
+          <w:szCs w:val="16"/>
+        </w:rPr>
+        <w:t>ㄌㄧㄣˊ</w:t>
+      </w:r>
+      <w:proofErr w:type="gramEnd"/>
+      <w:r>
+        <w:rPr>
+          <w:rFonts w:hint="eastAsia"/>
+          <w:color w:val="FF0000"/>
+          <w:sz w:val="16"/>
+          <w:szCs w:val="16"/>
+        </w:rPr>
+        <w:t xml:space="preserve"> </w:t>
+      </w:r>
+      <w:proofErr w:type="gramStart"/>
+      <w:r>
+        <w:rPr>
+          <w:rFonts w:hint="eastAsia"/>
+          <w:color w:val="FF0000"/>
+          <w:sz w:val="16"/>
+          <w:szCs w:val="16"/>
+        </w:rPr>
+        <w:t>ㄌㄧˊ</w:t>
+      </w:r>
+      <w:proofErr w:type="gramEnd"/>
+      <w:r>
+        <w:rPr>
+          <w:rFonts w:hint="eastAsia"/>
+        </w:rPr>
+        <w:t>)</w:t>
+      </w:r>
+      <w:r>
+        <w:rPr>
+          <w:rFonts w:hint="eastAsia"/>
+        </w:rPr>
+        <w:t>盡致</w:t>
+      </w:r>
+      <w:r>
+        <w:rPr>
+          <w:rFonts w:hint="eastAsia"/>
         </w:rPr>
         <w:t>：</w:t>
       </w:r>
       <w:r>
         <w:rPr>
           <w:rFonts w:hint="eastAsia"/>
-          <w:bCs/>
-          <w:color w:val="auto"/>
-          <w:szCs w:val="28"/>
-        </w:rPr>
-        <w:t>用竹條或木條編成的柵欄。也稱為「籬笆」。</w:t>
-      </w:r>
-    </w:p>
-    <w:p>
-      <w:pPr>
-        <w:pStyle w:val="aa"/>
-        <w:numPr>
-          <w:ilvl w:val="0"/>
-          <w:numId w:val="1"/>
-        </w:numPr>
-        <w:spacing w:after="0" w:line="420" w:lineRule="exact"/>
-        <w:ind w:leftChars="0" w:right="0"/>
-      </w:pPr>
-      <w:r>
-        <w:rPr>
-          <w:rFonts w:hint="eastAsia"/>
-        </w:rPr>
-        <w:t>適才</w:t>
-      </w:r>
-      <w:r>
-        <w:rPr>
-          <w:rFonts w:hint="eastAsia"/>
-        </w:rPr>
-        <w:t>：剛才、剛剛。【例】適才許下的願望，竟然馬上就應驗了。</w:t>
+        </w:rPr>
+        <w:t>形容文章、說話或表演表達得非常徹底、充分，沒有任何保留</w:t>
+      </w:r>
+      <w:r>
+        <w:br/>
+      </w:r>
+      <w:r>
+        <w:rPr>
+          <w:rFonts w:hint="eastAsia"/>
+        </w:rPr>
+        <w:t>。在總結中用來</w:t>
+      </w:r>
+      <w:proofErr w:type="gramStart"/>
+      <w:r>
+        <w:rPr>
+          <w:rFonts w:hint="eastAsia"/>
+        </w:rPr>
+        <w:t>讚歎</w:t>
+      </w:r>
+      <w:proofErr w:type="gramEnd"/>
+      <w:r>
+        <w:rPr>
+          <w:rFonts w:hint="eastAsia"/>
+          <w:u w:val="single"/>
+        </w:rPr>
+        <w:t>李清照</w:t>
+      </w:r>
+      <w:r>
+        <w:rPr>
+          <w:rFonts w:hint="eastAsia"/>
+        </w:rPr>
+        <w:t>的藝術手法。她</w:t>
+      </w:r>
+      <w:proofErr w:type="gramStart"/>
+      <w:r>
+        <w:rPr>
+          <w:rFonts w:hint="eastAsia"/>
+        </w:rPr>
+        <w:t>雖然全詞沒有</w:t>
+      </w:r>
+      <w:proofErr w:type="gramEnd"/>
+      <w:r>
+        <w:rPr>
+          <w:rFonts w:hint="eastAsia"/>
+        </w:rPr>
+        <w:t>直接寫出一個「思」字，卻透過點點滴滴的環境與動作描寫，把那份「思念與愁緒」發揮到了最完美的極致。</w:t>
       </w:r>
     </w:p>
     <w:sectPr>
+      <w:footerReference w:type="default" r:id="rId9"/>
       <w:pgSz w:w="11906" w:h="16838"/>
       <w:pgMar w:top="567" w:right="567" w:bottom="567" w:left="567" w:header="0" w:footer="0" w:gutter="0"/>
       <w:cols w:space="720"/>
@@ -2707,7 +2435,7 @@
 </file>
 
 <file path=word/endnotes.xml><?xml version="1.0" encoding="utf-8"?>
-<w:endnotes xmlns:wpc="http://schemas.microsoft.com/office/word/2010/wordprocessingCanvas" xmlns:cx="http://schemas.microsoft.com/office/drawing/2014/chartex" xmlns:cx1="http://schemas.microsoft.com/office/drawing/2015/9/8/chartex" xmlns:cx2="http://schemas.microsoft.com/office/drawing/2015/10/21/chartex" xmlns:cx3="http://schemas.microsoft.com/office/drawing/2016/5/9/chartex" xmlns:cx4="http://schemas.microsoft.com/office/drawing/2016/5/10/chartex" xmlns:cx5="http://schemas.microsoft.com/office/drawing/2016/5/11/chartex" xmlns:cx6="http://schemas.microsoft.com/office/drawing/2016/5/12/chartex" xmlns:cx7="http://schemas.microsoft.com/office/drawing/2016/5/13/chartex" xmlns:cx8="http://schemas.microsoft.com/office/drawing/2016/5/14/chartex" xmlns:mc="http://schemas.openxmlformats.org/markup-compatibility/2006" xmlns:aink="http://schemas.microsoft.com/office/drawing/2016/ink" xmlns:am3d="http://schemas.microsoft.com/office/drawing/2017/model3d" xmlns:o="urn:schemas-microsoft-com:office:office" xmlns:oel="http://schemas.microsoft.com/office/2019/extlst" xmlns:r="http://schemas.openxmlformats.org/officeDocument/2006/relationships" xmlns:m="http://schemas.openxmlformats.org/officeDocument/2006/math" xmlns:v="urn:schemas-microsoft-com:vml" xmlns:wp14="http://schemas.microsoft.com/office/word/2010/wordprocessingDrawing" xmlns:wp="http://schemas.openxmlformats.org/drawingml/2006/wordprocessingDrawing" xmlns:w10="urn:schemas-microsoft-com:office:word" xmlns:w="http://schemas.openxmlformats.org/wordprocessingml/2006/main" xmlns:w14="http://schemas.microsoft.com/office/word/2010/wordml" xmlns:w15="http://schemas.microsoft.com/office/word/2012/wordml" xmlns:w16cex="http://schemas.microsoft.com/office/word/2018/wordml/cex" xmlns:w16cid="http://schemas.microsoft.com/office/word/2016/wordml/cid" xmlns:w16="http://schemas.microsoft.com/office/word/2018/wordml" xmlns:w16du="http://schemas.microsoft.com/office/word/2023/wordml/word16du" xmlns:w16sdtdh="http://schemas.microsoft.com/office/word/2020/wordml/sdtdatahash" xmlns:w16se="http://schemas.microsoft.com/office/word/2015/wordml/symex" xmlns:wpg="http://schemas.microsoft.com/office/word/2010/wordprocessingGroup" xmlns:wpi="http://schemas.microsoft.com/office/word/2010/wordprocessingInk" xmlns:wne="http://schemas.microsoft.com/office/word/2006/wordml" xmlns:wps="http://schemas.microsoft.com/office/word/2010/wordprocessingShape" mc:Ignorable="w14 w15 w16se w16cid w16 w16cex w16sdtdh wp14">
+<w:endnotes xmlns:wpc="http://schemas.microsoft.com/office/word/2010/wordprocessingCanvas" xmlns:cx="http://schemas.microsoft.com/office/drawing/2014/chartex" xmlns:cx1="http://schemas.microsoft.com/office/drawing/2015/9/8/chartex" xmlns:cx2="http://schemas.microsoft.com/office/drawing/2015/10/21/chartex" xmlns:cx3="http://schemas.microsoft.com/office/drawing/2016/5/9/chartex" xmlns:cx4="http://schemas.microsoft.com/office/drawing/2016/5/10/chartex" xmlns:cx5="http://schemas.microsoft.com/office/drawing/2016/5/11/chartex" xmlns:cx6="http://schemas.microsoft.com/office/drawing/2016/5/12/chartex" xmlns:cx7="http://schemas.microsoft.com/office/drawing/2016/5/13/chartex" xmlns:cx8="http://schemas.microsoft.com/office/drawing/2016/5/14/chartex" xmlns:mc="http://schemas.openxmlformats.org/markup-compatibility/2006" xmlns:aink="http://schemas.microsoft.com/office/drawing/2016/ink" xmlns:am3d="http://schemas.microsoft.com/office/drawing/2017/model3d" xmlns:o="urn:schemas-microsoft-com:office:office" xmlns:r="http://schemas.openxmlformats.org/officeDocument/2006/relationships" xmlns:m="http://schemas.openxmlformats.org/officeDocument/2006/math" xmlns:v="urn:schemas-microsoft-com:vml" xmlns:wp14="http://schemas.microsoft.com/office/word/2010/wordprocessingDrawing" xmlns:wp="http://schemas.openxmlformats.org/drawingml/2006/wordprocessingDrawing" xmlns:w10="urn:schemas-microsoft-com:office:word" xmlns:w="http://schemas.openxmlformats.org/wordprocessingml/2006/main" xmlns:w14="http://schemas.microsoft.com/office/word/2010/wordml" xmlns:w15="http://schemas.microsoft.com/office/word/2012/wordml" xmlns:w16cex="http://schemas.microsoft.com/office/word/2018/wordml/cex" xmlns:w16cid="http://schemas.microsoft.com/office/word/2016/wordml/cid" xmlns:w16="http://schemas.microsoft.com/office/word/2018/wordml" xmlns:w16sdtdh="http://schemas.microsoft.com/office/word/2020/wordml/sdtdatahash" xmlns:w16se="http://schemas.microsoft.com/office/word/2015/wordml/symex" xmlns:wpg="http://schemas.microsoft.com/office/word/2010/wordprocessingGroup" xmlns:wpi="http://schemas.microsoft.com/office/word/2010/wordprocessingInk" xmlns:wne="http://schemas.microsoft.com/office/word/2006/wordml" xmlns:wps="http://schemas.microsoft.com/office/word/2010/wordprocessingShape" mc:Ignorable="w14 w15 w16se w16cid w16 w16cex w16sdtdh wp14">
   <w:endnote w:type="separator" w:id="-1">
     <w:p>
       <w:pPr>
@@ -2732,7 +2460,7 @@
 </file>
 
 <file path=word/footer1.xml><?xml version="1.0" encoding="utf-8"?>
-<w:ftr xmlns:wpc="http://schemas.microsoft.com/office/word/2010/wordprocessingCanvas" xmlns:cx="http://schemas.microsoft.com/office/drawing/2014/chartex" xmlns:cx1="http://schemas.microsoft.com/office/drawing/2015/9/8/chartex" xmlns:cx2="http://schemas.microsoft.com/office/drawing/2015/10/21/chartex" xmlns:cx3="http://schemas.microsoft.com/office/drawing/2016/5/9/chartex" xmlns:cx4="http://schemas.microsoft.com/office/drawing/2016/5/10/chartex" xmlns:cx5="http://schemas.microsoft.com/office/drawing/2016/5/11/chartex" xmlns:cx6="http://schemas.microsoft.com/office/drawing/2016/5/12/chartex" xmlns:cx7="http://schemas.microsoft.com/office/drawing/2016/5/13/chartex" xmlns:cx8="http://schemas.microsoft.com/office/drawing/2016/5/14/chartex" xmlns:mc="http://schemas.openxmlformats.org/markup-compatibility/2006" xmlns:aink="http://schemas.microsoft.com/office/drawing/2016/ink" xmlns:am3d="http://schemas.microsoft.com/office/drawing/2017/model3d" xmlns:o="urn:schemas-microsoft-com:office:office" xmlns:oel="http://schemas.microsoft.com/office/2019/extlst" xmlns:r="http://schemas.openxmlformats.org/officeDocument/2006/relationships" xmlns:m="http://schemas.openxmlformats.org/officeDocument/2006/math" xmlns:v="urn:schemas-microsoft-com:vml" xmlns:wp14="http://schemas.microsoft.com/office/word/2010/wordprocessingDrawing" xmlns:wp="http://schemas.openxmlformats.org/drawingml/2006/wordprocessingDrawing" xmlns:w10="urn:schemas-microsoft-com:office:word" xmlns:w="http://schemas.openxmlformats.org/wordprocessingml/2006/main" xmlns:w14="http://schemas.microsoft.com/office/word/2010/wordml" xmlns:w15="http://schemas.microsoft.com/office/word/2012/wordml" xmlns:w16cex="http://schemas.microsoft.com/office/word/2018/wordml/cex" xmlns:w16cid="http://schemas.microsoft.com/office/word/2016/wordml/cid" xmlns:w16="http://schemas.microsoft.com/office/word/2018/wordml" xmlns:w16du="http://schemas.microsoft.com/office/word/2023/wordml/word16du" xmlns:w16sdtdh="http://schemas.microsoft.com/office/word/2020/wordml/sdtdatahash" xmlns:w16se="http://schemas.microsoft.com/office/word/2015/wordml/symex" xmlns:wpg="http://schemas.microsoft.com/office/word/2010/wordprocessingGroup" xmlns:wpi="http://schemas.microsoft.com/office/word/2010/wordprocessingInk" xmlns:wne="http://schemas.microsoft.com/office/word/2006/wordml" xmlns:wps="http://schemas.microsoft.com/office/word/2010/wordprocessingShape" mc:Ignorable="w14 w15 w16se w16cid w16 w16cex w16sdtdh wp14">
+<w:ftr xmlns:wpc="http://schemas.microsoft.com/office/word/2010/wordprocessingCanvas" xmlns:cx="http://schemas.microsoft.com/office/drawing/2014/chartex" xmlns:cx1="http://schemas.microsoft.com/office/drawing/2015/9/8/chartex" xmlns:cx2="http://schemas.microsoft.com/office/drawing/2015/10/21/chartex" xmlns:cx3="http://schemas.microsoft.com/office/drawing/2016/5/9/chartex" xmlns:cx4="http://schemas.microsoft.com/office/drawing/2016/5/10/chartex" xmlns:cx5="http://schemas.microsoft.com/office/drawing/2016/5/11/chartex" xmlns:cx6="http://schemas.microsoft.com/office/drawing/2016/5/12/chartex" xmlns:cx7="http://schemas.microsoft.com/office/drawing/2016/5/13/chartex" xmlns:cx8="http://schemas.microsoft.com/office/drawing/2016/5/14/chartex" xmlns:mc="http://schemas.openxmlformats.org/markup-compatibility/2006" xmlns:aink="http://schemas.microsoft.com/office/drawing/2016/ink" xmlns:am3d="http://schemas.microsoft.com/office/drawing/2017/model3d" xmlns:o="urn:schemas-microsoft-com:office:office" xmlns:r="http://schemas.openxmlformats.org/officeDocument/2006/relationships" xmlns:m="http://schemas.openxmlformats.org/officeDocument/2006/math" xmlns:v="urn:schemas-microsoft-com:vml" xmlns:wp14="http://schemas.microsoft.com/office/word/2010/wordprocessingDrawing" xmlns:wp="http://schemas.openxmlformats.org/drawingml/2006/wordprocessingDrawing" xmlns:w10="urn:schemas-microsoft-com:office:word" xmlns:w="http://schemas.openxmlformats.org/wordprocessingml/2006/main" xmlns:w14="http://schemas.microsoft.com/office/word/2010/wordml" xmlns:w15="http://schemas.microsoft.com/office/word/2012/wordml" xmlns:w16cex="http://schemas.microsoft.com/office/word/2018/wordml/cex" xmlns:w16cid="http://schemas.microsoft.com/office/word/2016/wordml/cid" xmlns:w16="http://schemas.microsoft.com/office/word/2018/wordml" xmlns:w16sdtdh="http://schemas.microsoft.com/office/word/2020/wordml/sdtdatahash" xmlns:w16se="http://schemas.microsoft.com/office/word/2015/wordml/symex" xmlns:wpg="http://schemas.microsoft.com/office/word/2010/wordprocessingGroup" xmlns:wpi="http://schemas.microsoft.com/office/word/2010/wordprocessingInk" xmlns:wne="http://schemas.microsoft.com/office/word/2006/wordml" xmlns:wps="http://schemas.microsoft.com/office/word/2010/wordprocessingShape" mc:Ignorable="w14 w15 w16se w16cid w16 w16cex w16sdtdh wp14">
   <w:sdt>
     <w:sdtPr>
       <w:id w:val="1495451635"/>
@@ -2741,10 +2469,12 @@
         <w:docPartUnique/>
       </w:docPartObj>
     </w:sdtPr>
+    <w:sdtEndPr/>
     <w:sdtContent>
       <w:p>
         <w:pPr>
           <w:pStyle w:val="a6"/>
+          <w:ind w:right="-1"/>
           <w:jc w:val="right"/>
         </w:pPr>
         <w:r>
@@ -2783,7 +2513,7 @@
 </file>
 
 <file path=word/footnotes.xml><?xml version="1.0" encoding="utf-8"?>
-<w:footnotes xmlns:wpc="http://schemas.microsoft.com/office/word/2010/wordprocessingCanvas" xmlns:cx="http://schemas.microsoft.com/office/drawing/2014/chartex" xmlns:cx1="http://schemas.microsoft.com/office/drawing/2015/9/8/chartex" xmlns:cx2="http://schemas.microsoft.com/office/drawing/2015/10/21/chartex" xmlns:cx3="http://schemas.microsoft.com/office/drawing/2016/5/9/chartex" xmlns:cx4="http://schemas.microsoft.com/office/drawing/2016/5/10/chartex" xmlns:cx5="http://schemas.microsoft.com/office/drawing/2016/5/11/chartex" xmlns:cx6="http://schemas.microsoft.com/office/drawing/2016/5/12/chartex" xmlns:cx7="http://schemas.microsoft.com/office/drawing/2016/5/13/chartex" xmlns:cx8="http://schemas.microsoft.com/office/drawing/2016/5/14/chartex" xmlns:mc="http://schemas.openxmlformats.org/markup-compatibility/2006" xmlns:aink="http://schemas.microsoft.com/office/drawing/2016/ink" xmlns:am3d="http://schemas.microsoft.com/office/drawing/2017/model3d" xmlns:o="urn:schemas-microsoft-com:office:office" xmlns:oel="http://schemas.microsoft.com/office/2019/extlst" xmlns:r="http://schemas.openxmlformats.org/officeDocument/2006/relationships" xmlns:m="http://schemas.openxmlformats.org/officeDocument/2006/math" xmlns:v="urn:schemas-microsoft-com:vml" xmlns:wp14="http://schemas.microsoft.com/office/word/2010/wordprocessingDrawing" xmlns:wp="http://schemas.openxmlformats.org/drawingml/2006/wordprocessingDrawing" xmlns:w10="urn:schemas-microsoft-com:office:word" xmlns:w="http://schemas.openxmlformats.org/wordprocessingml/2006/main" xmlns:w14="http://schemas.microsoft.com/office/word/2010/wordml" xmlns:w15="http://schemas.microsoft.com/office/word/2012/wordml" xmlns:w16cex="http://schemas.microsoft.com/office/word/2018/wordml/cex" xmlns:w16cid="http://schemas.microsoft.com/office/word/2016/wordml/cid" xmlns:w16="http://schemas.microsoft.com/office/word/2018/wordml" xmlns:w16du="http://schemas.microsoft.com/office/word/2023/wordml/word16du" xmlns:w16sdtdh="http://schemas.microsoft.com/office/word/2020/wordml/sdtdatahash" xmlns:w16se="http://schemas.microsoft.com/office/word/2015/wordml/symex" xmlns:wpg="http://schemas.microsoft.com/office/word/2010/wordprocessingGroup" xmlns:wpi="http://schemas.microsoft.com/office/word/2010/wordprocessingInk" xmlns:wne="http://schemas.microsoft.com/office/word/2006/wordml" xmlns:wps="http://schemas.microsoft.com/office/word/2010/wordprocessingShape" mc:Ignorable="w14 w15 w16se w16cid w16 w16cex w16sdtdh wp14">
+<w:footnotes xmlns:wpc="http://schemas.microsoft.com/office/word/2010/wordprocessingCanvas" xmlns:cx="http://schemas.microsoft.com/office/drawing/2014/chartex" xmlns:cx1="http://schemas.microsoft.com/office/drawing/2015/9/8/chartex" xmlns:cx2="http://schemas.microsoft.com/office/drawing/2015/10/21/chartex" xmlns:cx3="http://schemas.microsoft.com/office/drawing/2016/5/9/chartex" xmlns:cx4="http://schemas.microsoft.com/office/drawing/2016/5/10/chartex" xmlns:cx5="http://schemas.microsoft.com/office/drawing/2016/5/11/chartex" xmlns:cx6="http://schemas.microsoft.com/office/drawing/2016/5/12/chartex" xmlns:cx7="http://schemas.microsoft.com/office/drawing/2016/5/13/chartex" xmlns:cx8="http://schemas.microsoft.com/office/drawing/2016/5/14/chartex" xmlns:mc="http://schemas.openxmlformats.org/markup-compatibility/2006" xmlns:aink="http://schemas.microsoft.com/office/drawing/2016/ink" xmlns:am3d="http://schemas.microsoft.com/office/drawing/2017/model3d" xmlns:o="urn:schemas-microsoft-com:office:office" xmlns:r="http://schemas.openxmlformats.org/officeDocument/2006/relationships" xmlns:m="http://schemas.openxmlformats.org/officeDocument/2006/math" xmlns:v="urn:schemas-microsoft-com:vml" xmlns:wp14="http://schemas.microsoft.com/office/word/2010/wordprocessingDrawing" xmlns:wp="http://schemas.openxmlformats.org/drawingml/2006/wordprocessingDrawing" xmlns:w10="urn:schemas-microsoft-com:office:word" xmlns:w="http://schemas.openxmlformats.org/wordprocessingml/2006/main" xmlns:w14="http://schemas.microsoft.com/office/word/2010/wordml" xmlns:w15="http://schemas.microsoft.com/office/word/2012/wordml" xmlns:w16cex="http://schemas.microsoft.com/office/word/2018/wordml/cex" xmlns:w16cid="http://schemas.microsoft.com/office/word/2016/wordml/cid" xmlns:w16="http://schemas.microsoft.com/office/word/2018/wordml" xmlns:w16sdtdh="http://schemas.microsoft.com/office/word/2020/wordml/sdtdatahash" xmlns:w16se="http://schemas.microsoft.com/office/word/2015/wordml/symex" xmlns:wpg="http://schemas.microsoft.com/office/word/2010/wordprocessingGroup" xmlns:wpi="http://schemas.microsoft.com/office/word/2010/wordprocessingInk" xmlns:wne="http://schemas.microsoft.com/office/word/2006/wordml" xmlns:wps="http://schemas.microsoft.com/office/word/2010/wordprocessingShape" mc:Ignorable="w14 w15 w16se w16cid w16 w16cex w16sdtdh wp14">
   <w:footnote w:type="separator" w:id="-1">
     <w:p>
       <w:pPr>
@@ -2808,7 +2538,7 @@
 </file>
 
 <file path=word/numbering.xml><?xml version="1.0" encoding="utf-8"?>
-<w:numbering xmlns:wpc="http://schemas.microsoft.com/office/word/2010/wordprocessingCanvas" xmlns:cx="http://schemas.microsoft.com/office/drawing/2014/chartex" xmlns:cx1="http://schemas.microsoft.com/office/drawing/2015/9/8/chartex" xmlns:cx2="http://schemas.microsoft.com/office/drawing/2015/10/21/chartex" xmlns:cx3="http://schemas.microsoft.com/office/drawing/2016/5/9/chartex" xmlns:cx4="http://schemas.microsoft.com/office/drawing/2016/5/10/chartex" xmlns:cx5="http://schemas.microsoft.com/office/drawing/2016/5/11/chartex" xmlns:cx6="http://schemas.microsoft.com/office/drawing/2016/5/12/chartex" xmlns:cx7="http://schemas.microsoft.com/office/drawing/2016/5/13/chartex" xmlns:cx8="http://schemas.microsoft.com/office/drawing/2016/5/14/chartex" xmlns:mc="http://schemas.openxmlformats.org/markup-compatibility/2006" xmlns:aink="http://schemas.microsoft.com/office/drawing/2016/ink" xmlns:am3d="http://schemas.microsoft.com/office/drawing/2017/model3d" xmlns:o="urn:schemas-microsoft-com:office:office" xmlns:oel="http://schemas.microsoft.com/office/2019/extlst" xmlns:r="http://schemas.openxmlformats.org/officeDocument/2006/relationships" xmlns:m="http://schemas.openxmlformats.org/officeDocument/2006/math" xmlns:v="urn:schemas-microsoft-com:vml" xmlns:wp14="http://schemas.microsoft.com/office/word/2010/wordprocessingDrawing" xmlns:wp="http://schemas.openxmlformats.org/drawingml/2006/wordprocessingDrawing" xmlns:w10="urn:schemas-microsoft-com:office:word" xmlns:w="http://schemas.openxmlformats.org/wordprocessingml/2006/main" xmlns:w14="http://schemas.microsoft.com/office/word/2010/wordml" xmlns:w15="http://schemas.microsoft.com/office/word/2012/wordml" xmlns:w16cex="http://schemas.microsoft.com/office/word/2018/wordml/cex" xmlns:w16cid="http://schemas.microsoft.com/office/word/2016/wordml/cid" xmlns:w16="http://schemas.microsoft.com/office/word/2018/wordml" xmlns:w16du="http://schemas.microsoft.com/office/word/2023/wordml/word16du" xmlns:w16sdtdh="http://schemas.microsoft.com/office/word/2020/wordml/sdtdatahash" xmlns:w16se="http://schemas.microsoft.com/office/word/2015/wordml/symex" xmlns:wpg="http://schemas.microsoft.com/office/word/2010/wordprocessingGroup" xmlns:wpi="http://schemas.microsoft.com/office/word/2010/wordprocessingInk" xmlns:wne="http://schemas.microsoft.com/office/word/2006/wordml" xmlns:wps="http://schemas.microsoft.com/office/word/2010/wordprocessingShape" mc:Ignorable="w14 w15 w16se w16cid w16 w16cex w16sdtdh wp14">
+<w:numbering xmlns:wpc="http://schemas.microsoft.com/office/word/2010/wordprocessingCanvas" xmlns:cx="http://schemas.microsoft.com/office/drawing/2014/chartex" xmlns:cx1="http://schemas.microsoft.com/office/drawing/2015/9/8/chartex" xmlns:cx2="http://schemas.microsoft.com/office/drawing/2015/10/21/chartex" xmlns:cx3="http://schemas.microsoft.com/office/drawing/2016/5/9/chartex" xmlns:cx4="http://schemas.microsoft.com/office/drawing/2016/5/10/chartex" xmlns:cx5="http://schemas.microsoft.com/office/drawing/2016/5/11/chartex" xmlns:cx6="http://schemas.microsoft.com/office/drawing/2016/5/12/chartex" xmlns:cx7="http://schemas.microsoft.com/office/drawing/2016/5/13/chartex" xmlns:cx8="http://schemas.microsoft.com/office/drawing/2016/5/14/chartex" xmlns:mc="http://schemas.openxmlformats.org/markup-compatibility/2006" xmlns:aink="http://schemas.microsoft.com/office/drawing/2016/ink" xmlns:am3d="http://schemas.microsoft.com/office/drawing/2017/model3d" xmlns:o="urn:schemas-microsoft-com:office:office" xmlns:r="http://schemas.openxmlformats.org/officeDocument/2006/relationships" xmlns:m="http://schemas.openxmlformats.org/officeDocument/2006/math" xmlns:v="urn:schemas-microsoft-com:vml" xmlns:wp14="http://schemas.microsoft.com/office/word/2010/wordprocessingDrawing" xmlns:wp="http://schemas.openxmlformats.org/drawingml/2006/wordprocessingDrawing" xmlns:w10="urn:schemas-microsoft-com:office:word" xmlns:w="http://schemas.openxmlformats.org/wordprocessingml/2006/main" xmlns:w14="http://schemas.microsoft.com/office/word/2010/wordml" xmlns:w15="http://schemas.microsoft.com/office/word/2012/wordml" xmlns:w16cex="http://schemas.microsoft.com/office/word/2018/wordml/cex" xmlns:w16cid="http://schemas.microsoft.com/office/word/2016/wordml/cid" xmlns:w16="http://schemas.microsoft.com/office/word/2018/wordml" xmlns:w16sdtdh="http://schemas.microsoft.com/office/word/2020/wordml/sdtdatahash" xmlns:w16se="http://schemas.microsoft.com/office/word/2015/wordml/symex" xmlns:wpg="http://schemas.microsoft.com/office/word/2010/wordprocessingGroup" xmlns:wpi="http://schemas.microsoft.com/office/word/2010/wordprocessingInk" xmlns:wne="http://schemas.microsoft.com/office/word/2006/wordml" xmlns:wps="http://schemas.microsoft.com/office/word/2010/wordprocessingShape" mc:Ignorable="w14 w15 w16se w16cid w16 w16cex w16sdtdh wp14">
   <w:abstractNum w:abstractNumId="0" w15:restartNumberingAfterBreak="0">
     <w:nsid w:val="FFFFFF89"/>
     <w:multiLevelType w:val="singleLevel"/>
@@ -8235,154 +7965,154 @@
       </w:rPr>
     </w:lvl>
   </w:abstractNum>
-  <w:num w:numId="1" w16cid:durableId="1841851666">
+  <w:num w:numId="1">
     <w:abstractNumId w:val="29"/>
   </w:num>
-  <w:num w:numId="2" w16cid:durableId="124205906">
+  <w:num w:numId="2">
     <w:abstractNumId w:val="23"/>
   </w:num>
-  <w:num w:numId="3" w16cid:durableId="841968051">
+  <w:num w:numId="3">
     <w:abstractNumId w:val="32"/>
   </w:num>
-  <w:num w:numId="4" w16cid:durableId="1786462299">
+  <w:num w:numId="4">
     <w:abstractNumId w:val="11"/>
   </w:num>
-  <w:num w:numId="5" w16cid:durableId="519242602">
+  <w:num w:numId="5">
     <w:abstractNumId w:val="13"/>
   </w:num>
-  <w:num w:numId="6" w16cid:durableId="1695233673">
+  <w:num w:numId="6">
     <w:abstractNumId w:val="35"/>
   </w:num>
-  <w:num w:numId="7" w16cid:durableId="913853542">
+  <w:num w:numId="7">
     <w:abstractNumId w:val="19"/>
   </w:num>
-  <w:num w:numId="8" w16cid:durableId="1910771399">
+  <w:num w:numId="8">
     <w:abstractNumId w:val="17"/>
   </w:num>
-  <w:num w:numId="9" w16cid:durableId="942691393">
+  <w:num w:numId="9">
     <w:abstractNumId w:val="46"/>
   </w:num>
-  <w:num w:numId="10" w16cid:durableId="1013186656">
+  <w:num w:numId="10">
     <w:abstractNumId w:val="6"/>
   </w:num>
-  <w:num w:numId="11" w16cid:durableId="721557150">
+  <w:num w:numId="11">
     <w:abstractNumId w:val="36"/>
   </w:num>
-  <w:num w:numId="12" w16cid:durableId="172182769">
+  <w:num w:numId="12">
     <w:abstractNumId w:val="3"/>
   </w:num>
-  <w:num w:numId="13" w16cid:durableId="1147629156">
+  <w:num w:numId="13">
     <w:abstractNumId w:val="21"/>
   </w:num>
-  <w:num w:numId="14" w16cid:durableId="189613212">
+  <w:num w:numId="14">
     <w:abstractNumId w:val="28"/>
   </w:num>
-  <w:num w:numId="15" w16cid:durableId="988098106">
+  <w:num w:numId="15">
     <w:abstractNumId w:val="20"/>
   </w:num>
-  <w:num w:numId="16" w16cid:durableId="1288897638">
+  <w:num w:numId="16">
     <w:abstractNumId w:val="38"/>
   </w:num>
-  <w:num w:numId="17" w16cid:durableId="142546625">
+  <w:num w:numId="17">
     <w:abstractNumId w:val="5"/>
   </w:num>
-  <w:num w:numId="18" w16cid:durableId="1293948036">
+  <w:num w:numId="18">
     <w:abstractNumId w:val="18"/>
   </w:num>
-  <w:num w:numId="19" w16cid:durableId="1173834982">
+  <w:num w:numId="19">
     <w:abstractNumId w:val="34"/>
   </w:num>
-  <w:num w:numId="20" w16cid:durableId="2027831691">
+  <w:num w:numId="20">
     <w:abstractNumId w:val="4"/>
   </w:num>
-  <w:num w:numId="21" w16cid:durableId="314799758">
+  <w:num w:numId="21">
     <w:abstractNumId w:val="2"/>
   </w:num>
-  <w:num w:numId="22" w16cid:durableId="1354570293">
+  <w:num w:numId="22">
     <w:abstractNumId w:val="14"/>
   </w:num>
-  <w:num w:numId="23" w16cid:durableId="1424453302">
+  <w:num w:numId="23">
     <w:abstractNumId w:val="10"/>
   </w:num>
-  <w:num w:numId="24" w16cid:durableId="1028606080">
+  <w:num w:numId="24">
     <w:abstractNumId w:val="15"/>
   </w:num>
-  <w:num w:numId="25" w16cid:durableId="586159370">
+  <w:num w:numId="25">
     <w:abstractNumId w:val="37"/>
   </w:num>
-  <w:num w:numId="26" w16cid:durableId="950042391">
+  <w:num w:numId="26">
     <w:abstractNumId w:val="47"/>
   </w:num>
-  <w:num w:numId="27" w16cid:durableId="2092502089">
+  <w:num w:numId="27">
     <w:abstractNumId w:val="1"/>
   </w:num>
-  <w:num w:numId="28" w16cid:durableId="1157915356">
+  <w:num w:numId="28">
     <w:abstractNumId w:val="41"/>
   </w:num>
-  <w:num w:numId="29" w16cid:durableId="1086422014">
+  <w:num w:numId="29">
     <w:abstractNumId w:val="8"/>
   </w:num>
-  <w:num w:numId="30" w16cid:durableId="469830308">
+  <w:num w:numId="30">
     <w:abstractNumId w:val="45"/>
   </w:num>
-  <w:num w:numId="31" w16cid:durableId="605041396">
+  <w:num w:numId="31">
     <w:abstractNumId w:val="42"/>
   </w:num>
-  <w:num w:numId="32" w16cid:durableId="1214001998">
+  <w:num w:numId="32">
     <w:abstractNumId w:val="49"/>
   </w:num>
-  <w:num w:numId="33" w16cid:durableId="2066295224">
+  <w:num w:numId="33">
     <w:abstractNumId w:val="0"/>
   </w:num>
-  <w:num w:numId="34" w16cid:durableId="1960603916">
+  <w:num w:numId="34">
     <w:abstractNumId w:val="25"/>
   </w:num>
-  <w:num w:numId="35" w16cid:durableId="907808547">
+  <w:num w:numId="35">
     <w:abstractNumId w:val="44"/>
   </w:num>
-  <w:num w:numId="36" w16cid:durableId="830802124">
+  <w:num w:numId="36">
     <w:abstractNumId w:val="27"/>
   </w:num>
-  <w:num w:numId="37" w16cid:durableId="643050727">
+  <w:num w:numId="37">
     <w:abstractNumId w:val="33"/>
   </w:num>
-  <w:num w:numId="38" w16cid:durableId="141822539">
+  <w:num w:numId="38">
     <w:abstractNumId w:val="12"/>
   </w:num>
-  <w:num w:numId="39" w16cid:durableId="636103313">
+  <w:num w:numId="39">
     <w:abstractNumId w:val="22"/>
   </w:num>
-  <w:num w:numId="40" w16cid:durableId="125664653">
+  <w:num w:numId="40">
     <w:abstractNumId w:val="30"/>
   </w:num>
-  <w:num w:numId="41" w16cid:durableId="15930851">
+  <w:num w:numId="41">
     <w:abstractNumId w:val="43"/>
   </w:num>
-  <w:num w:numId="42" w16cid:durableId="808403980">
+  <w:num w:numId="42">
     <w:abstractNumId w:val="24"/>
   </w:num>
-  <w:num w:numId="43" w16cid:durableId="195655742">
+  <w:num w:numId="43">
     <w:abstractNumId w:val="26"/>
   </w:num>
-  <w:num w:numId="44" w16cid:durableId="860096377">
+  <w:num w:numId="44">
     <w:abstractNumId w:val="39"/>
   </w:num>
-  <w:num w:numId="45" w16cid:durableId="1268387175">
+  <w:num w:numId="45">
     <w:abstractNumId w:val="40"/>
   </w:num>
-  <w:num w:numId="46" w16cid:durableId="296566824">
+  <w:num w:numId="46">
     <w:abstractNumId w:val="48"/>
   </w:num>
-  <w:num w:numId="47" w16cid:durableId="571430007">
+  <w:num w:numId="47">
     <w:abstractNumId w:val="7"/>
   </w:num>
-  <w:num w:numId="48" w16cid:durableId="1609197602">
+  <w:num w:numId="48">
     <w:abstractNumId w:val="16"/>
   </w:num>
-  <w:num w:numId="49" w16cid:durableId="768623704">
+  <w:num w:numId="49">
     <w:abstractNumId w:val="9"/>
   </w:num>
-  <w:num w:numId="50" w16cid:durableId="1605966325">
+  <w:num w:numId="50">
     <w:abstractNumId w:val="31"/>
   </w:num>
   <w:numIdMacAtCleanup w:val="7"/>
